--- a/rapports/16_02_2026/Abdou_FAYE/coh_EQ14_sup_083201030008.docx
+++ b/rapports/16_02_2026/Abdou_FAYE/coh_EQ14_sup_083201030008.docx
@@ -25,7 +25,7 @@
         <w:br/>
         <w:t>Grappe: 083201030008</w:t>
         <w:br/>
-        <w:t>Date: 16/02/2026 a 12:40</w:t>
+        <w:t>Date: 16/02/2026 a 12:58</w:t>
       </w:r>
     </w:p>
     <w:p/>
@@ -1111,9 +1111,9 @@
         <w:rPr>
           <w:sz w:val="20"/>
         </w:rPr>
-        <w:t xml:space="preserve">- La main d'oeuvre familiale pour AWA NDOM fille du cm ayant travaillé dans cette entreprise couturière  (gnaw gnukoy faye)service aucours des 12 derniers mois n'est pas renseigner. Prière de reneigner toutes les informations qui lui concerne. </w:t>
+        <w:t xml:space="preserve">- La main d'oeuvre familiale pour AWA NDIAYE ayant travaillé dans cette entreprise vente d'aliment de bétail aucours des 12 derniers mois n'est pas renseigner. Prière de reneigner toutes les informations qui lui concerne. La main d'oeuvre sariale de AWA NDIAYE ayant travaillé dans cette entreprise vente d'aliment de bétail aucours des 30 derniers jours n'est pas renseigner. Prière de reneigner toutes les informations qui lui concerne. </w:t>
         <w:br/>
-        <w:t>- La main d'oeuvre familiale pour MOUSSA LANDIANE ayant travaillé dans cette entreprise vente d'aliment de bétail aucours des 12 derniers mois n'est pas renseigner. Prière de reneigner toutes les informations qui lui concerne. La main d'oeuvre sariale de MOUSSA LANDIANE ayant travaillé dans cette entreprise vente d'aliment de bétail aucours des 30 derniers jours n'est pas renseigner. Prière de reneigner toutes les informations qui lui concerne.</w:t>
+        <w:t>- La main d'oeuvre familiale pour NDEYE NIANG ayant travaillé dans cette entreprise couturière  (gnaw gnukoy faye)service aucours des 12 derniers mois n'est pas renseigner. Prière de reneigner toutes les informations qui lui concerne.</w:t>
       </w:r>
     </w:p>
     <w:p>
@@ -2460,15 +2460,15 @@
         <w:rPr>
           <w:sz w:val="20"/>
         </w:rPr>
-        <w:t xml:space="preserve">- Incohérence!! L'entreprise vente de poive ail ... dit avoir réçu une somme sur la revente de ces marchandises achetées et revendues en état (s10q46 est differnt de 0) mais n'a depensé aucune somme sur l'achat des marchandises revendues en état (s10q47==0), prière de fournir plus d'effort pour estimer le montant obtenu sur la depense de ces marchandises achetées et revendues en état. La main d'oeuvre familiale pour FATOU NDIAYE ayant travaillé dans cette entreprise vente de poive ail ... aucours des 12 derniers mois n'est pas renseigner. Prière de reneigner toutes les informations qui lui concerne. La main d'oeuvre sariale de FATOU NDIAYE ayant travaillé dans cette entreprise vente de poive ail ... aucours des 30 derniers jours n'est pas renseigner. Prière de reneigner toutes les informations qui lui concerne. </w:t>
+        <w:t xml:space="preserve">- Incohérence!! L'entreprise vente de poive ail ... dit avoir réçu une somme sur la revente de ces marchandises achetées et revendues en état (s10q46 est differnt de 0) mais n'a depensé aucune somme sur l'achat des marchandises revendues en état (s10q47==0), prière de fournir plus d'effort pour estimer le montant obtenu sur la depense de ces marchandises achetées et revendues en état. La main d'oeuvre familiale pour KHOUDJA MBATHE ayant travaillé dans cette entreprise vente de poive ail ... aucours des 12 derniers mois n'est pas renseigner. Prière de reneigner toutes les informations qui lui concerne. La main d'oeuvre sariale de KHOUDJA MBATHE ayant travaillé dans cette entreprise vente de poive ail ... aucours des 30 derniers jours n'est pas renseigner. Prière de reneigner toutes les informations qui lui concerne. </w:t>
         <w:br/>
-        <w:t xml:space="preserve">- La main d'oeuvre familiale pour FATOU NDIAYE ayant travaillé dans cette entreprise wasse djeun aucours des 12 derniers mois n'est pas renseigner. Prière de reneigner toutes les informations qui lui concerne. La main d'oeuvre sariale de FATOU NDIAYE ayant travaillé dans cette entreprise wasse djeun aucours des 30 derniers jours n'est pas renseigner. Prière de reneigner toutes les informations qui lui concerne. </w:t>
+        <w:t xml:space="preserve">- La main d'oeuvre familiale pour FALLOU SECK ayant travaillé dans cette entreprise wasse djeun aucours des 12 derniers mois n'est pas renseigner. Prière de reneigner toutes les informations qui lui concerne. La main d'oeuvre sariale de FALLOU SECK ayant travaillé dans cette entreprise wasse djeun aucours des 30 derniers jours n'est pas renseigner. Prière de reneigner toutes les informations qui lui concerne. </w:t>
         <w:br/>
-        <w:t xml:space="preserve">- Les informations sur ces entrepises non agricole manquent, prière de les renseigner. Le montant obtenus sur les services rendus par l'entreprise ##N/A## au cours des 30 derniers jours ou durant le dernier mois où l'entreprise a fonctionné n'a pas été renseigné, prière de mettre de 0 si l'entreprise n'a pas rendu de service. Prière de renseigner les montants dans les champs (s10q46 s10q47 s10q48 s10q49 s10q50 s10q51 s10q52 s10q53 s10q54 s10q55 s10q56 s10q57), mettre 0 si l'entreprise ##N/A## n'a pas effectué des dépenses ou faire des reventes des marchandises ou des produits ou rendre de service.Cette entreprise ##N/A## dit avoir obtenu une valeur sur les marchandises vendu en etat, les marchandises vendu après transformation et les services rendus. Prière de corriger. Cette entreprise ##N/A## dit avoir obtenu une valeur sur les marchandises vendu en etat et les marchandises vendu après transformation. La main d'oeuvre familiale pour AMY NDIAYE ayant travaillé dans cette entreprise ##N/A## aucours des 12 derniers mois n'est pas renseigner. Prière de reneigner toutes les informations qui lui concerne. La main d'oeuvre sariale de AMY NDIAYE ayant travaillé dans cette entreprise ##N/A## aucours des 30 derniers jours n'est pas renseigner. Prière de reneigner toutes les informations qui lui concerne. </w:t>
+        <w:t xml:space="preserve">- Les informations sur ces entrepises non agricole manquent, prière de les renseigner. Le montant obtenus sur les services rendus par l'entreprise ##N/A## au cours des 30 derniers jours ou durant le dernier mois où l'entreprise a fonctionné n'a pas été renseigné, prière de mettre de 0 si l'entreprise n'a pas rendu de service. Prière de renseigner les montants dans les champs (s10q46 s10q47 s10q48 s10q49 s10q50 s10q51 s10q52 s10q53 s10q54 s10q55 s10q56 s10q57), mettre 0 si l'entreprise ##N/A## n'a pas effectué des dépenses ou faire des reventes des marchandises ou des produits ou rendre de service.Cette entreprise ##N/A## dit avoir obtenu une valeur sur les marchandises vendu en etat, les marchandises vendu après transformation et les services rendus. Prière de corriger. Cette entreprise ##N/A## dit avoir obtenu une valeur sur les marchandises vendu en etat et les marchandises vendu après transformation. La main d'oeuvre familiale pour FATOU NDIAYE ayant travaillé dans cette entreprise ##N/A## aucours des 12 derniers mois n'est pas renseigner. Prière de reneigner toutes les informations qui lui concerne. La main d'oeuvre sariale de FATOU NDIAYE ayant travaillé dans cette entreprise ##N/A## aucours des 30 derniers jours n'est pas renseigner. Prière de reneigner toutes les informations qui lui concerne. </w:t>
         <w:br/>
-        <w:t xml:space="preserve">- Les informations sur ces entrepises non agricole manquent, prière de les renseigner. Le montant obtenus sur les services rendus par l'entreprise ##N/A## au cours des 30 derniers jours ou durant le dernier mois où l'entreprise a fonctionné n'a pas été renseigné, prière de mettre de 0 si l'entreprise n'a pas rendu de service. Prière de renseigner les montants dans les champs (s10q46 s10q47 s10q48 s10q49 s10q50 s10q51 s10q52 s10q53 s10q54 s10q55 s10q56 s10q57), mettre 0 si l'entreprise ##N/A## n'a pas effectué des dépenses ou faire des reventes des marchandises ou des produits ou rendre de service.Cette entreprise ##N/A## dit avoir obtenu une valeur sur les marchandises vendu en etat, les marchandises vendu après transformation et les services rendus. Prière de corriger. Cette entreprise ##N/A## dit avoir obtenu une valeur sur les marchandises vendu en etat et les marchandises vendu après transformation. La main d'oeuvre familiale pour AMY NDIAYE ayant travaillé dans cette entreprise ##N/A## aucours des 12 derniers mois n'est pas renseigner. Prière de reneigner toutes les informations qui lui concerne. La main d'oeuvre sariale de AMY NDIAYE ayant travaillé dans cette entreprise ##N/A## aucours des 30 derniers jours n'est pas renseigner. Prière de reneigner toutes les informations qui lui concerne. </w:t>
+        <w:t xml:space="preserve">- Les informations sur ces entrepises non agricole manquent, prière de les renseigner. Le montant obtenus sur les services rendus par l'entreprise ##N/A## au cours des 30 derniers jours ou durant le dernier mois où l'entreprise a fonctionné n'a pas été renseigné, prière de mettre de 0 si l'entreprise n'a pas rendu de service. Prière de renseigner les montants dans les champs (s10q46 s10q47 s10q48 s10q49 s10q50 s10q51 s10q52 s10q53 s10q54 s10q55 s10q56 s10q57), mettre 0 si l'entreprise ##N/A## n'a pas effectué des dépenses ou faire des reventes des marchandises ou des produits ou rendre de service.Cette entreprise ##N/A## dit avoir obtenu une valeur sur les marchandises vendu en etat, les marchandises vendu après transformation et les services rendus. Prière de corriger. Cette entreprise ##N/A## dit avoir obtenu une valeur sur les marchandises vendu en etat et les marchandises vendu après transformation. La main d'oeuvre familiale pour FATOU NDIAYE ayant travaillé dans cette entreprise ##N/A## aucours des 12 derniers mois n'est pas renseigner. Prière de reneigner toutes les informations qui lui concerne. La main d'oeuvre sariale de FATOU NDIAYE ayant travaillé dans cette entreprise ##N/A## aucours des 30 derniers jours n'est pas renseigner. Prière de reneigner toutes les informations qui lui concerne. </w:t>
         <w:br/>
-        <w:t>- Les informations sur ces entrepises non agricole manquent, prière de les renseigner. Le montant obtenus sur les services rendus par l'entreprise ##N/A## au cours des 30 derniers jours ou durant le dernier mois où l'entreprise a fonctionné n'a pas été renseigné, prière de mettre de 0 si l'entreprise n'a pas rendu de service. Prière de renseigner les montants dans les champs (s10q46 s10q47 s10q48 s10q49 s10q50 s10q51 s10q52 s10q53 s10q54 s10q55 s10q56 s10q57), mettre 0 si l'entreprise ##N/A## n'a pas effectué des dépenses ou faire des reventes des marchandises ou des produits ou rendre de service.Cette entreprise ##N/A## dit avoir obtenu une valeur sur les marchandises vendu en etat, les marchandises vendu après transformation et les services rendus. Prière de corriger. Cette entreprise ##N/A## dit avoir obtenu une valeur sur les marchandises vendu en etat et les marchandises vendu après transformation. La main d'oeuvre familiale pour FAMA MBEING ayant travaillé dans cette entreprise ##N/A## aucours des 12 derniers mois n'est pas renseigner. Prière de reneigner toutes les informations qui lui concerne. La main d'oeuvre sariale de FAMA MBEING ayant travaillé dans cette entreprise ##N/A## aucours des 30 derniers jours n'est pas renseigner. Prière de reneigner toutes les informations qui lui concerne.</w:t>
+        <w:t>- Les informations sur ces entrepises non agricole manquent, prière de les renseigner. Le montant obtenus sur les services rendus par l'entreprise ##N/A## au cours des 30 derniers jours ou durant le dernier mois où l'entreprise a fonctionné n'a pas été renseigné, prière de mettre de 0 si l'entreprise n'a pas rendu de service. Prière de renseigner les montants dans les champs (s10q46 s10q47 s10q48 s10q49 s10q50 s10q51 s10q52 s10q53 s10q54 s10q55 s10q56 s10q57), mettre 0 si l'entreprise ##N/A## n'a pas effectué des dépenses ou faire des reventes des marchandises ou des produits ou rendre de service.Cette entreprise ##N/A## dit avoir obtenu une valeur sur les marchandises vendu en etat, les marchandises vendu après transformation et les services rendus. Prière de corriger. Cette entreprise ##N/A## dit avoir obtenu une valeur sur les marchandises vendu en etat et les marchandises vendu après transformation. La main d'oeuvre familiale pour MARY GUEYE ayant travaillé dans cette entreprise ##N/A## aucours des 12 derniers mois n'est pas renseigner. Prière de reneigner toutes les informations qui lui concerne. La main d'oeuvre sariale de MARY GUEYE ayant travaillé dans cette entreprise ##N/A## aucours des 30 derniers jours n'est pas renseigner. Prière de reneigner toutes les informations qui lui concerne.</w:t>
       </w:r>
     </w:p>
     <w:p>

--- a/rapports/16_02_2026/Abdou_FAYE/coh_EQ14_sup_083201030008.docx
+++ b/rapports/16_02_2026/Abdou_FAYE/coh_EQ14_sup_083201030008.docx
@@ -25,7 +25,7 @@
         <w:br/>
         <w:t>Grappe: 083201030008</w:t>
         <w:br/>
-        <w:t>Date: 16/02/2026 a 12:58</w:t>
+        <w:t>Date: 16/02/2026 a 13:04</w:t>
       </w:r>
     </w:p>
     <w:p/>
@@ -119,7 +119,7 @@
           </w:tcPr>
           <w:p>
             <w:r>
-              <w:t>28</w:t>
+              <w:t>26</w:t>
             </w:r>
           </w:p>
         </w:tc>
@@ -231,6 +231,38 @@
           </w:tcPr>
           <w:p>
             <w:r>
+              <w:t>Section7b</w:t>
+            </w:r>
+          </w:p>
+        </w:tc>
+        <w:tc>
+          <w:tcPr>
+            <w:tcW w:type="dxa" w:w="3324"/>
+          </w:tcPr>
+          <w:p>
+            <w:r>
+              <w:t>Consommation alimentaire - 7 jours</w:t>
+            </w:r>
+          </w:p>
+        </w:tc>
+        <w:tc>
+          <w:tcPr>
+            <w:tcW w:type="dxa" w:w="3324"/>
+          </w:tcPr>
+          <w:p>
+            <w:r>
+              <w:t>12</w:t>
+            </w:r>
+          </w:p>
+        </w:tc>
+      </w:tr>
+      <w:tr>
+        <w:tc>
+          <w:tcPr>
+            <w:tcW w:type="dxa" w:w="3324"/>
+          </w:tcPr>
+          <w:p>
+            <w:r>
               <w:t>Section16a</w:t>
             </w:r>
           </w:p>
@@ -283,39 +315,7 @@
           </w:tcPr>
           <w:p>
             <w:r>
-              <w:t>11</w:t>
-            </w:r>
-          </w:p>
-        </w:tc>
-      </w:tr>
-      <w:tr>
-        <w:tc>
-          <w:tcPr>
-            <w:tcW w:type="dxa" w:w="3324"/>
-          </w:tcPr>
-          <w:p>
-            <w:r>
-              <w:t>Section7b</w:t>
-            </w:r>
-          </w:p>
-        </w:tc>
-        <w:tc>
-          <w:tcPr>
-            <w:tcW w:type="dxa" w:w="3324"/>
-          </w:tcPr>
-          <w:p>
-            <w:r>
-              <w:t>Consommation alimentaire - 7 jours</w:t>
-            </w:r>
-          </w:p>
-        </w:tc>
-        <w:tc>
-          <w:tcPr>
-            <w:tcW w:type="dxa" w:w="3324"/>
-          </w:tcPr>
-          <w:p>
-            <w:r>
-              <w:t>11</w:t>
+              <w:t>9</w:t>
             </w:r>
           </w:p>
         </w:tc>
@@ -359,6 +359,38 @@
           </w:tcPr>
           <w:p>
             <w:r>
+              <w:t>Section11</w:t>
+            </w:r>
+          </w:p>
+        </w:tc>
+        <w:tc>
+          <w:tcPr>
+            <w:tcW w:type="dxa" w:w="3324"/>
+          </w:tcPr>
+          <w:p>
+            <w:r>
+              <w:t>Caracteristiques logement</w:t>
+            </w:r>
+          </w:p>
+        </w:tc>
+        <w:tc>
+          <w:tcPr>
+            <w:tcW w:type="dxa" w:w="3324"/>
+          </w:tcPr>
+          <w:p>
+            <w:r>
+              <w:t>8</w:t>
+            </w:r>
+          </w:p>
+        </w:tc>
+      </w:tr>
+      <w:tr>
+        <w:tc>
+          <w:tcPr>
+            <w:tcW w:type="dxa" w:w="3324"/>
+          </w:tcPr>
+          <w:p>
+            <w:r>
               <w:t>Section10b</w:t>
             </w:r>
           </w:p>
@@ -379,71 +411,7 @@
           </w:tcPr>
           <w:p>
             <w:r>
-              <w:t>7</w:t>
-            </w:r>
-          </w:p>
-        </w:tc>
-      </w:tr>
-      <w:tr>
-        <w:tc>
-          <w:tcPr>
-            <w:tcW w:type="dxa" w:w="3324"/>
-          </w:tcPr>
-          <w:p>
-            <w:r>
-              <w:t>Section11</w:t>
-            </w:r>
-          </w:p>
-        </w:tc>
-        <w:tc>
-          <w:tcPr>
-            <w:tcW w:type="dxa" w:w="3324"/>
-          </w:tcPr>
-          <w:p>
-            <w:r>
-              <w:t>Caracteristiques logement</w:t>
-            </w:r>
-          </w:p>
-        </w:tc>
-        <w:tc>
-          <w:tcPr>
-            <w:tcW w:type="dxa" w:w="3324"/>
-          </w:tcPr>
-          <w:p>
-            <w:r>
-              <w:t>7</w:t>
-            </w:r>
-          </w:p>
-        </w:tc>
-      </w:tr>
-      <w:tr>
-        <w:tc>
-          <w:tcPr>
-            <w:tcW w:type="dxa" w:w="3324"/>
-          </w:tcPr>
-          <w:p>
-            <w:r>
-              <w:t>Section6</w:t>
-            </w:r>
-          </w:p>
-        </w:tc>
-        <w:tc>
-          <w:tcPr>
-            <w:tcW w:type="dxa" w:w="3324"/>
-          </w:tcPr>
-          <w:p>
-            <w:r>
-              <w:t>Epargne et credit</w:t>
-            </w:r>
-          </w:p>
-        </w:tc>
-        <w:tc>
-          <w:tcPr>
-            <w:tcW w:type="dxa" w:w="3324"/>
-          </w:tcPr>
-          <w:p>
-            <w:r>
-              <w:t>6</w:t>
+              <w:t>5</w:t>
             </w:r>
           </w:p>
         </w:tc>
@@ -475,7 +443,7 @@
           </w:tcPr>
           <w:p>
             <w:r>
-              <w:t>6</w:t>
+              <w:t>5</w:t>
             </w:r>
           </w:p>
         </w:tc>
@@ -487,7 +455,7 @@
           </w:tcPr>
           <w:p>
             <w:r>
-              <w:t>Section9c</w:t>
+              <w:t>Section16c</w:t>
             </w:r>
           </w:p>
         </w:tc>
@@ -497,7 +465,7 @@
           </w:tcPr>
           <w:p>
             <w:r>
-              <w:t>Depenses non-alimentaires - 30 jours</w:t>
+              <w:t>Cultures</w:t>
             </w:r>
           </w:p>
         </w:tc>
@@ -508,6 +476,38 @@
           <w:p>
             <w:r>
               <w:t>5</w:t>
+            </w:r>
+          </w:p>
+        </w:tc>
+      </w:tr>
+      <w:tr>
+        <w:tc>
+          <w:tcPr>
+            <w:tcW w:type="dxa" w:w="3324"/>
+          </w:tcPr>
+          <w:p>
+            <w:r>
+              <w:t>Section0</w:t>
+            </w:r>
+          </w:p>
+        </w:tc>
+        <w:tc>
+          <w:tcPr>
+            <w:tcW w:type="dxa" w:w="3324"/>
+          </w:tcPr>
+          <w:p>
+            <w:r>
+              <w:t>Identification et renseignements de controle</w:t>
+            </w:r>
+          </w:p>
+        </w:tc>
+        <w:tc>
+          <w:tcPr>
+            <w:tcW w:type="dxa" w:w="3324"/>
+          </w:tcPr>
+          <w:p>
+            <w:r>
+              <w:t>4</w:t>
             </w:r>
           </w:p>
         </w:tc>
@@ -852,9 +852,7 @@
         </w:rPr>
         <w:t xml:space="preserve">- Avertissement!!!  LOBE NIANG  possède un téléphone android mais dit n'avoir pas accès à l'internet, prière de confirmer cette information avec le QG ou la corriger. </w:t>
         <w:br/>
-        <w:t xml:space="preserve">- Les catégories socioprofessionnelles du père biologique de  NDEYE MBENGUE  ne sont pas coherentes, prière de corriger. </w:t>
-        <w:br/>
-        <w:t>- Les données sur les niveaux d'études, les fonctions et les caracteristiques sociodemographiques de la mère biologique de  MOUSSA NDOM  manquent.</w:t>
+        <w:t>- Les catégories socioprofessionnelles du père biologique de  NDEYE MBENGUE  ne sont pas coherentes, prière de corriger.</w:t>
       </w:r>
     </w:p>
     <w:p>
@@ -930,7 +928,7 @@
         <w:br/>
         <w:t xml:space="preserve">- Avertissement!! Le montant de MOUSSA NDOM semble trop élevé pour un revenu net gagné par semaine. Veuillez, s'il vous plaît, confirmer cette information avec le QG ou la corriger. </w:t>
         <w:br/>
-        <w:t>- Nombre de mois exercé par AMY SAMB dans l'emploi au cours des 12 derniers mois semble faible, veuillez corriger s'il vous plait ou comfirmer avec le QG. Attention! le nombre d'heure que AMY SAMB a travaillé par jour semble être inferieur à 4, veuillez s'il vous plait confirmer cette information avec le QG.</w:t>
+        <w:t>- Avertissement!!! AMY SAMB enquêté dans l'emploi principale n'a pas declaré son salaire prière de fournir plus d'effort pour lui demander son salire, vous pouvez utiliser des stratégies pour faire une estimation ou demander des conseils au QG. Avertissement!!! AMY SAMB enquêté dans l'emploi principale n'a pas declaré son revenu prière de fournir plus d'effort pour lui demander son revenu, vous pouvez utiliser des stratégies pour faire une estimation ou demander des conseils au QG.</w:t>
       </w:r>
     </w:p>
     <w:p>
@@ -951,13 +949,9 @@
         <w:rPr>
           <w:sz w:val="20"/>
         </w:rPr>
-        <w:t xml:space="preserve">- AvertissementAMY SAMB  travaille mais les questions relatives à son emploi secondaire ne sont pas renseignées à 100%, prière de les renseigner. Vous avez sélectionné l'option 'Ne sait pas' pour la catégorie socioprofessionnelle de AMY SAMB ou vous ne l'avez pas renseigné. prière de corriger. Avertissement!!! les informations de AMY SAMB sur le nombre de mois, jours ou heures de son emploi secondaire sont superieur a celles de son emploi principal , veuillez corriger ou confirmer aupres du QG. Incoherence!!! AMY SAMB a travaillé plus de 20h par jours pour ses emplois (pricinpal et secondaire), prière de corriger. </w:t>
-        <w:br/>
         <w:t xml:space="preserve">- Avertissement!! Le montant de MALICK NDOM semble trop faible pour un revenu net gagné par an. Veuillez, s'il vous plaît, confirmer cette information avec le QG ou la corriger. Avertissement!!! les informations de MALICK NDOM sur le nombre de mois, jours ou heures de son emploi secondaire sont superieur a celles de son emploi principal , veuillez corriger ou confirmer aupres du QG. </w:t>
         <w:br/>
-        <w:t xml:space="preserve">- Avertissement!!! ALIOU NDOM enquêté dans l'emploi principale n'a pas declaré son revenu prière de fournir plus d'effort pour lui demander son revenu, vous pouvez utiliser des stratégies pour faire une estimation ou demander des conseils au QG. Avertissement!!! les informations de ALIOU NDOM sur le nombre de mois, jours ou heures de son emploi secondaire sont superieur a celles de son emploi principal , veuillez corriger ou confirmer aupres du QG. </w:t>
-        <w:br/>
-        <w:t>- Prière de changer la branche d'activité de ABDOU NDOM, les agriculteurs dont leurs cultures est principalement destiné à la consommation du ménage sont des (Agriculteurs, subsistances) et ceux qui le font avec l'élevage sont des (Agriculteurs et eleveurs, subsistances).</w:t>
+        <w:t>- Avertissement!!! ALIOU NDOM enquêté dans l'emploi principale n'a pas declaré son revenu prière de fournir plus d'effort pour lui demander son revenu, vous pouvez utiliser des stratégies pour faire une estimation ou demander des conseils au QG. Avertissement!!! les informations de ALIOU NDOM sur le nombre de mois, jours ou heures de son emploi secondaire sont superieur a celles de son emploi principal , veuillez corriger ou confirmer aupres du QG.</w:t>
       </w:r>
     </w:p>
     <w:p>
@@ -978,32 +972,7 @@
         <w:rPr>
           <w:sz w:val="20"/>
         </w:rPr>
-        <w:t xml:space="preserve">- Avertissement!!! MOUSSA NDOM a demandé un crédit auprès d'une institution financière au cours des 12 derniers mois, qui a obtenu un crédit auprès d'une de ces institutions au cours des 12 derniers mois dit n'avoir pas beneficer de crédit immobilier. Veuillez vous rassurez réellement que la personne n'a pas affecté de crédit immobilier. </w:t>
-        <w:br/>
-        <w:t>- Il est impératif de renseigner la question : #Est-ce que DADDA MBENGUE possède un compte dans les établissements financiers suivants ou une carte prépayée ?# même si la personne ne dispose pas de compte, veuillez les renseigner s'il vous plaît.</w:t>
-      </w:r>
-    </w:p>
-    <w:p>
-      <w:r>
-        <w:rPr>
-          <w:b/>
-          <w:color w:val="4672C4"/>
-          <w:sz w:val="22"/>
-        </w:rPr>
-        <w:t>&gt;&gt; Section7a2 - Repas pris a l'exterieur du menage</w:t>
-      </w:r>
-    </w:p>
-    <w:p>
-      <w:pPr>
-        <w:ind w:left="283"/>
-      </w:pPr>
-      <w:r>
-        <w:rPr>
-          <w:sz w:val="20"/>
-        </w:rPr>
-        <w:t xml:space="preserve">- La section sur le repas pris à l'extérieur du ménage du membre AMY SAMB n'est pas renseignée à 100 %. Prière de vérifier l'ensemble des questions relatives à ce membre et de les renseigner en totalité. </w:t>
-        <w:br/>
-        <w:t>- La section sur le repas pris à l'extérieur du ménage du membre DADDA MBENGUE n'est pas renseignée à 100 %. Prière de vérifier l'ensemble des questions relatives à ce membre et de les renseigner en totalité.</w:t>
+        <w:t>- Avertissement!!! MOUSSA NDOM a demandé un crédit auprès d'une institution financière au cours des 12 derniers mois, qui a obtenu un crédit auprès d'une de ces institutions au cours des 12 derniers mois dit n'avoir pas beneficer de crédit immobilier. Veuillez vous rassurez réellement que la personne n'a pas affecté de crédit immobilier.</w:t>
       </w:r>
     </w:p>
     <w:p>
@@ -1024,7 +993,7 @@
         <w:rPr>
           <w:sz w:val="20"/>
         </w:rPr>
-        <w:t>- Avertissement!!! Le ménage a consommé 42 Pièce Moyen de Cube alimentaire (Maggi, Jumbo, ), cette quantité semble anormale pour une consommation des 7 derniers jours.Prière de corriger ou de confirmer avec le QG. Avertissement!!!Le ménage a consommé 49 miche de Moyen de Pain moderne (Baguette)  ce qui semble incoherent pour une consommation aucours des 7 derniers jours, prière de verifier et corriger. Difficile de consommer le Sel en Kg taille unique prière de verifier. Le ménage a consommé Arachides pilées mais les informations sur la quantité, l'unité ou la taille ne sont pas renseignées.Prière de renseigner. Le ménage a consommé Aubergine   mais les informations sur la quantité, l'unité ou la taille ne sont pas renseignées.Prière de renseigner. Le ménage a consommé Aubergine sauvage  mais les informations sur la quantité, l'unité ou la taille ne sont pas renseignées.Prière de renseigner. Le ménage a consommé Beignets de maïs, mil, haricot mais les informations sur la quantité, l'unité ou la taille ne sont pas renseignées.Prière de renseigner. Le ménage a consommé Capitaine frais mais les informations sur la quantité, l'unité ou la taille ne sont pas renseignées.Prière de renseigner. Le ménage a consommé Carotte mais les informations sur la quantité, l'unité ou la taille ne sont pas renseignées.Prière de renseigner. Le ménage a consommé Choux mais les informations sur la quantité, l'unité ou la taille ne sont pas renseignées.Prière de renseigner. Le ménage a consommé Courge mais les informations sur la quantité, l'unité ou la taille ne sont pas renseignées.Prière de renseigner. Le ménage a consommé Huile de soja  mais les informations sur la quantité, l'unité ou la taille ne sont pas renseignées.Prière de renseigner. Le ménage a consommé Niébé/Haricots secs mais les informations sur la quantité, l'unité ou la taille ne sont pas renseignées.Prière de renseigner. Le ménage a consommé Oignon frais mais les informations sur la quantité, l'unité ou la taille ne sont pas renseignées.Prière de renseigner. Le ménage a consommé Pastèque mais les informations sur la quantité, l'unité ou la taille ne sont pas renseignées.Prière de renseigner. Le ménage a consommé Patate douce mais les informations sur la quantité, l'unité ou la taille ne sont pas renseignées.Prière de renseigner. Le ménage a consommé Poivron frais mais les informations sur la quantité, l'unité ou la taille ne sont pas renseignées.Prière de renseigner. Le ménage a consommé Pomme de terre mais les informations sur la quantité, l'unité ou la taille ne sont pas renseignées.Prière de renseigner. Le ménage a consommé Riz local Gambiaka mais les informations sur la quantité, l'unité ou la taille ne sont pas renseignées.Prière de renseigner. Le ménage a consommé Tamarin noir mais les informations sur la quantité, l'unité ou la taille ne sont pas renseignées.Prière de renseigner. Le ménage a consommé Tomate fraîche mais les informations sur la quantité, l'unité ou la taille ne sont pas renseignées.Prière de renseigner. Le ménage a consommé Viande de poulet entier mais les informations sur la quantité, l'unité ou la taille ne sont pas renseignées.Prière de renseigner.</w:t>
+        <w:t>- Avertissement!! La quantité (3.5 litre) du produit Huile de soja  consommée  par le ménage semble très élevé, prière de corriger ou confirmer avec le QG. Avertissement!!! Le ménage a consommé 35 Pièce Moyen de Capitaine frais, cette quantité semble anormale pour une consommation des 7 derniers jours.Prière de corriger ou de confirmer avec le QG. Avertissement!!! Le ménage a consommé 42 Pièce Moyen de Cube alimentaire (Maggi, Jumbo, ), cette quantité semble anormale pour une consommation des 7 derniers jours.Prière de corriger ou de confirmer avec le QG. Avertissement!!!Le ménage a consommé 49 miche de Moyen de Pain moderne (Baguette)  ce qui semble incoherent pour une consommation aucours des 7 derniers jours, prière de verifier et corriger. Difficile de consommer le Sel en Kg taille unique prière de verifier. Incohérence!! Dans ce ménage, chaque individus consomme par jour 22.83496 Kg  de cereale; Prière de revoir les quantités prises de ces produits.</w:t>
       </w:r>
     </w:p>
     <w:p>
@@ -1055,7 +1024,7 @@
           <w:color w:val="4672C4"/>
           <w:sz w:val="22"/>
         </w:rPr>
-        <w:t>&gt;&gt; Section9e - Depenses non-alimentaires - 6 mois</w:t>
+        <w:t>&gt;&gt; Section11 - Caracteristiques logement</w:t>
       </w:r>
     </w:p>
     <w:p>
@@ -1066,54 +1035,7 @@
         <w:rPr>
           <w:sz w:val="20"/>
         </w:rPr>
-        <w:t xml:space="preserve">- Peu plausible! le montant de la dépense pour Chaussures enfants semble élevé. Veuillez, s'il vous plaît, confirmer cette information avec le QG ou la corriger. </w:t>
-        <w:br/>
-        <w:t xml:space="preserve">- Peu plausible! le montant de la dépense pour Chaussures femmes semble élevé. Veuillez, s'il vous plaît, confirmer cette information avec le QG ou la corriger. </w:t>
-        <w:br/>
-        <w:t xml:space="preserve">- Peu plausible! le montant de la dépense pour Chaussures hommes semble élevé. Veuillez, s'il vous plaît, confirmer cette information avec le QG ou la corriger. </w:t>
-        <w:br/>
-        <w:t xml:space="preserve">- Peu plausible! le montant de la dépense pour Frais de confection et de réparation de vêtements enfants semble élevé. Veuillez, s'il vous plaît, confirmer cette information avec le QG ou la corriger. </w:t>
-        <w:br/>
-        <w:t xml:space="preserve">- Peu plausible! le montant de la dépense pour Frais de confection et de réparation de vêtements femme: robe, pantalon, jupe, ensemble, réparation, location, etc. semble élevé. Veuillez, s'il vous plaît, confirmer cette information avec le QG ou la corriger. </w:t>
-        <w:br/>
-        <w:t xml:space="preserve">- Peu plausible! le montant de la dépense pour Frais de confection et de réparation de vêtements homme: ensemble, pantalon, chemise, réparation, location vêtement, etc. semble élevé. Veuillez, s'il vous plaît, confirmer cette information avec le QG ou la corriger. </w:t>
-        <w:br/>
-        <w:t xml:space="preserve">- Peu plausible! le montant de la dépense pour Parfums semble élevé. Veuillez, s'il vous plaît, confirmer cette information avec le QG ou la corriger. </w:t>
-        <w:br/>
-        <w:t xml:space="preserve">- Peu plausible! le montant de la dépense pour Sous-vêtements femme (15 ans et plus): slip, jupon, tee shirt,soutien gorge, collant, etc. semble élevé. Veuillez, s'il vous plaît, confirmer cette information avec le QG ou la corriger. </w:t>
-        <w:br/>
-        <w:t xml:space="preserve">- Peu plausible! le montant de la dépense pour Sous-vêtements homme (15 ans et plus): slip, chaussettes, tee shirt et maillot de corps, etc. semble élevé. Veuillez, s'il vous plaît, confirmer cette information avec le QG ou la corriger. </w:t>
-        <w:br/>
-        <w:t xml:space="preserve">- Peu plausible! le montant de la dépense pour Transport inter-localité par voitures semble élevé. Veuillez, s'il vous plaît, confirmer cette information avec le QG ou la corriger. </w:t>
-        <w:br/>
-        <w:t xml:space="preserve">- Peu plausible! le montant de la dépense pour Vêtements enfants (0-14 ans): layette pour bébé, chemise, pantalon garçon, robe fillette, slip enfant, blouses, etc. (Pas inclure les uniformes scolaires) semble élevé. Veuillez, s'il vous plaît, confirmer cette information avec le QG ou la corriger. </w:t>
-        <w:br/>
-        <w:t xml:space="preserve">- Peu plausible! le montant de la dépense pour Vêtements femmes (15 ans et plus): robe, jupe, pantalon, ensemble, etc. semble élevé. Veuillez, s'il vous plaît, confirmer cette information avec le QG ou la corriger. </w:t>
-        <w:br/>
-        <w:t>- Peu plausible! le montant de la dépense pour Vêtements hommes (15 ans et plus): chemise, pantalon, veste, ensemble, vêtements de travail, etc. semble élevé. Veuillez, s'il vous plaît, confirmer cette information avec le QG ou la corriger.</w:t>
-      </w:r>
-    </w:p>
-    <w:p>
-      <w:r>
-        <w:rPr>
-          <w:b/>
-          <w:color w:val="4672C4"/>
-          <w:sz w:val="22"/>
-        </w:rPr>
-        <w:t>&gt;&gt; Section10b - caracteristiques entreprise non agricole</w:t>
-      </w:r>
-    </w:p>
-    <w:p>
-      <w:pPr>
-        <w:ind w:left="283"/>
-      </w:pPr>
-      <w:r>
-        <w:rPr>
-          <w:sz w:val="20"/>
-        </w:rPr>
-        <w:t xml:space="preserve">- La main d'oeuvre familiale pour AWA NDIAYE ayant travaillé dans cette entreprise vente d'aliment de bétail aucours des 12 derniers mois n'est pas renseigner. Prière de reneigner toutes les informations qui lui concerne. La main d'oeuvre sariale de AWA NDIAYE ayant travaillé dans cette entreprise vente d'aliment de bétail aucours des 30 derniers jours n'est pas renseigner. Prière de reneigner toutes les informations qui lui concerne. </w:t>
-        <w:br/>
-        <w:t>- La main d'oeuvre familiale pour NDEYE NIANG ayant travaillé dans cette entreprise couturière  (gnaw gnukoy faye)service aucours des 12 derniers mois n'est pas renseigner. Prière de reneigner toutes les informations qui lui concerne.</w:t>
+        <w:t>- Le montant (FCFA) du loyer mensuel payé pour un logement comme le votre dans ce village/quartier est trop élevé, Veuillez s'il vous plaît corriger cette information.</w:t>
       </w:r>
     </w:p>
     <w:p>
@@ -1136,28 +1058,9 @@
         </w:rPr>
         <w:t xml:space="preserve">- Attention ! Armoires et autres meubles a été achété à 450000 Fcfa est relativement élevé par rapport aux autres prix d'achat observés dans cette zone. Prière de corriger ou de confirmer avec le QG. Attention ! Armoires et autres meubles a été revendu à 400000 Fcfa qui est relativement élevé par rapport aux autres prix de revente observés dans cette zone. Prière de corriger ou de confirmer avec le QG. </w:t>
         <w:br/>
+        <w:t xml:space="preserve">- Attention ! Mixeur/Presse-fruits non électrique a été achété à 18000 Fcfa est relativement élevé par rapport aux autres prix d'achat observés dans cette zone. Prière de corriger ou de confirmer avec le QG. </w:t>
+        <w:br/>
         <w:t>- Le nombre d'article ( Téléphone portable)  dans ce ménages est élevé (15), prière de corriger ou confirmer avec le QG. Attention ! Téléphone portable a été achété à 175000 Fcfa est relativement élevé par rapport aux autres prix d'achat observés dans cette zone. Prière de corriger ou de confirmer avec le QG. Attention ! Téléphone portable a été revendu à 150000 Fcfa qui est relativement élevé par rapport aux autres prix de revente observés dans cette zone. Prière de corriger ou de confirmer avec le QG.</w:t>
-      </w:r>
-    </w:p>
-    <w:p>
-      <w:r>
-        <w:rPr>
-          <w:b/>
-          <w:color w:val="4672C4"/>
-          <w:sz w:val="22"/>
-        </w:rPr>
-        <w:t>&gt;&gt; Section14 - Chocs</w:t>
-      </w:r>
-    </w:p>
-    <w:p>
-      <w:pPr>
-        <w:ind w:left="283"/>
-      </w:pPr>
-      <w:r>
-        <w:rPr>
-          <w:sz w:val="20"/>
-        </w:rPr>
-        <w:t>- Avertissement!! Le ménage n'a été négativement affecté par aucun des problèmes donnés dans la section 14. Confirmez vous cette information avec le QG?</w:t>
       </w:r>
     </w:p>
     <w:p>
@@ -1178,9 +1081,9 @@
         <w:rPr>
           <w:sz w:val="20"/>
         </w:rPr>
-        <w:t xml:space="preserve">- Avertissement!! Le champs a comme nom (Champs 1) qui ne semble pas être un bon nom ou contient des lettres, prière de mettre le vrai nom du champs. Avertissement!! La parcelle a comme nom (Parcelle  1 niébé) qui ne semble pas être un bon nom ou contient des lettres, prière de mettre le vrai nom de la parcelle. La superficie de la parcelle Parcelle  1 niébé est de .a Mètre Carré (m^2), elle doit être renseignée et ne doit pas contenir des chiffres de 9999 ou 0. Prière de corriger. La superficie de la parcelle Parcelle  1 niébé selon l'exploitant est de .a Mètre Carré (m^2) qui semble élevé ou l'estimation ne semble pas bonne. Prière de corriger. Le salaire total payé de toutes catégories confondues par le ménage ALIOU NDOM pour la main-d'oeuvre non-familiale sur la parcelle Parcelle  1 niébé au cours de la campagne pour la période de préparation du sol (labour) et des semis est de 0 qui semble élevé ou faible. Merci de corriger. Le salaire total payé de toutes catégories confondues par le ménage ALIOU NDOM pour la main-d'oeuvre non-familiale sur la parcelle Parcelle  1 niébé au cours de la campagne pour la période d'entretien du sol (sarclage, etc.) est de 0 qui semble élevé ou faible. Merci de corriger. Le salaire total payé de toutes catégories confondues par le ménage ALIOU NDOM pour la main-d'oeuvre non-familiale sur la parcelle Parcelle  1 niébé au cours de la campagne pour la période des récoltes est de 0 qui semble élevé ou faible. Merci de corriger. La superficie de la parcelle Parcelle  1 niébé selon les mesures GPS est de .a hectare qui semble élevé ou faible, prière de corriger. Le document légal (titre, acte, certificat etc. ) qui affirme votre possession de la parcelle Parcelle  1 niébé est  et semble exister dans les modalités, prière de prendre attache avec le QG pour plus d'explication afin de la classer bien. </w:t>
+        <w:t xml:space="preserve">- Avertissement!! Le champs a comme nom (Champs 1) qui ne semble pas être un bon nom ou contient des lettres, prière de mettre le vrai nom du champs. Avertissement!! La parcelle a comme nom (Parcelle  1 niébé) qui ne semble pas être un bon nom ou contient des lettres, prière de mettre le vrai nom de la parcelle. La superficie de la parcelle Parcelle  1 niébé selon l'exploitant est de 30835.97 Mètre Carré (m^2) qui semble élevé ou l'estimation ne semble pas bonne. Prière de corriger. Le salaire total payé de toutes catégories confondues par le ménage ALIOU NDOM pour la main-d'oeuvre non-familiale sur la parcelle Parcelle  1 niébé au cours de la campagne pour la période de préparation du sol (labour) et des semis est de 0 qui semble élevé ou faible. Merci de corriger. Le salaire total payé de toutes catégories confondues par le ménage ALIOU NDOM pour la main-d'oeuvre non-familiale sur la parcelle Parcelle  1 niébé au cours de la campagne pour la période d'entretien du sol (sarclage, etc.) est de 0 qui semble élevé ou faible. Merci de corriger. Le salaire total payé de toutes catégories confondues par le ménage ALIOU NDOM pour la main-d'oeuvre non-familiale sur la parcelle Parcelle  1 niébé au cours de la campagne pour la période des récoltes est de 0 qui semble élevé ou faible. Merci de corriger. Le document légal (titre, acte, certificat etc. ) qui affirme votre possession de la parcelle Parcelle  1 niébé est  et semble exister dans les modalités, prière de prendre attache avec le QG pour plus d'explication afin de la classer bien. </w:t>
         <w:br/>
-        <w:t>- Avertissement!! Le champs a comme nom (Champs 1) qui ne semble pas être un bon nom ou contient des lettres, prière de mettre le vrai nom du champs. Avertissement!! La parcelle a comme nom (parcelle 1) qui ne semble pas être un bon nom ou contient des lettres, prière de mettre le vrai nom de la parcelle. La superficie de la parcelle parcelle 1 est de .a Mètre Carré (m^2), elle doit être renseignée et ne doit pas contenir des chiffres de 9999 ou 0. Prière de corriger. La superficie de la parcelle parcelle 1 selon l'exploitant est de .a Mètre Carré (m^2) qui semble élevé ou l'estimation ne semble pas bonne. Prière de corriger. La quantité d'utilisation de fongicides dans la parcelle parcelle 1 est de 400 Gramme et semble élevé, prière de corriger. La superficie de la parcelle parcelle 1 selon les mesures GPS est de .a hectare qui semble élevé ou faible, prière de corriger. Le document légal (titre, acte, certificat etc. ) qui affirme votre possession de la parcelle parcelle 1 est  et semble exister dans les modalités, prière de prendre attache avec le QG pour plus d'explication afin de la classer bien.</w:t>
+        <w:t>- Avertissement!! Le champs a comme nom (Champs 1) qui ne semble pas être un bon nom ou contient des lettres, prière de mettre le vrai nom du champs. Avertissement!! La parcelle a comme nom (parcelle 1) qui ne semble pas être un bon nom ou contient des lettres, prière de mettre le vrai nom de la parcelle. La quantité d'utilisation de fongicides dans la parcelle parcelle 1 est de 400 Gramme et semble élevé, prière de corriger. Le document légal (titre, acte, certificat etc. ) qui affirme votre possession de la parcelle parcelle 1 est  et semble exister dans les modalités, prière de prendre attache avec le QG pour plus d'explication afin de la classer bien.</w:t>
       </w:r>
     </w:p>
     <w:p>
@@ -1204,27 +1107,6 @@
         <w:t xml:space="preserve">- La quantité estimée en Kg est incorrecte (Exemple : si le ménage a eu 10 sacs de 100kg = 10*100=1000kg), prière de corriger merci. </w:t>
         <w:br/>
         <w:t>- La quantité estimée en Kg est incorrecte (Exemple : si le ménage a eu 10 sacs de 100kg = 10*100=1000kg), prière de corriger merci.</w:t>
-      </w:r>
-    </w:p>
-    <w:p>
-      <w:r>
-        <w:rPr>
-          <w:b/>
-          <w:color w:val="4672C4"/>
-          <w:sz w:val="22"/>
-        </w:rPr>
-        <w:t>&gt;&gt; Section19 - Equipements agricoles</w:t>
-      </w:r>
-    </w:p>
-    <w:p>
-      <w:pPr>
-        <w:ind w:left="283"/>
-      </w:pPr>
-      <w:r>
-        <w:rPr>
-          <w:sz w:val="20"/>
-        </w:rPr>
-        <w:t>- Avertissement!! Le prix d'achat (12000 FCFA) de Semoir est inférieur aux prix de revente (90000 FCFA), prière de verifier et corriger ou confirmer l'information avec le QG.</w:t>
       </w:r>
     </w:p>
     <w:p>
@@ -1707,7 +1589,7 @@
         <w:rPr>
           <w:sz w:val="20"/>
         </w:rPr>
-        <w:t>- Attention ! Le prix unitaire d'achat (200 Fcfa) de Concentré de tomate en Sachets (Moyen) est relativement élevé par rapport aux autres prix observés dans cette zone. Prière de corriger ou de confirmer avec le QG. Attention ! Le prix unitaire d'achat (37.5 Fcfa) de Cube alimentaire (Maggi, Jumbo, ) en Cube (Petit) est relativement élevé par rapport aux autres prix observés dans cette zone. Prière de corriger ou de confirmer avec le QG. Attention ! Le prix unitaire d'achat (500 Fcfa) de Courgette en Tas (Moyen) est relativement élevé par rapport aux autres prix observés dans cette zone. Prière de corriger ou de confirmer avec le QG. Avertissement!! La quantité (7 litre) du produit Huile de palme raffinée consommée  par le ménage semble très élevé, prière de corriger ou confirmer avec le QG. Avertissement!!! Le ménage a consommé 14 Paquet Petit de Thé en sachet, cette quantité semble anormale pour une consommation des 7 derniers jours.Prière de corriger ou de confirmer avec le QG. Avertissement!! le prix unitaire (150 Fcfa) de Thé en sachet (unité: Paquet) de taille Petit est très faible ou élevé. Prière de corriger ou de confirmer avec le QG. Avertissement!!!Le ménage a consommé 49 miche de Moyen de Pain moderne (Baguette)  ce qui semble incoherent pour une consommation aucours des 7 derniers jours, prière de verifier et corriger. Incohérence!! Dans ce ménage, chaque individus consomme par jour 20.95615 Kg  de cereale; Prière de revoir les quantités prises de ces produits. Le prix d'achat unitaire (500 Fcfa) de Sel en Sac (5 Kg) de taille taille unique est très faible, prière de regarder les reponses prises dans les questions s07bq07a s07bq07b s07bq07c s07bq08 pour mieux corriger. Difficile de consommer le Sel en Boite (Autre que la boite/pot de tomate) Petit prière de verifier.</w:t>
+        <w:t>- Attention ! Le prix unitaire d'achat (37.5 Fcfa) de Cube alimentaire (Maggi, Jumbo, ) en Cube (Petit) est relativement élevé par rapport aux autres prix observés dans cette zone. Prière de corriger ou de confirmer avec le QG. Avertissement!! La quantité (7 litre) du produit Huile de palme raffinée consommée  par le ménage semble très élevé, prière de corriger ou confirmer avec le QG. Avertissement!!! Le ménage a consommé 14 Paquet Petit de Thé en sachet, cette quantité semble anormale pour une consommation des 7 derniers jours.Prière de corriger ou de confirmer avec le QG. Avertissement!! le prix unitaire (150 Fcfa) de Thé en sachet (unité: Paquet) de taille Petit est très faible ou élevé. Prière de corriger ou de confirmer avec le QG. Avertissement!!!Le ménage a consommé 49 miche de Moyen de Pain moderne (Baguette)  ce qui semble incoherent pour une consommation aucours des 7 derniers jours, prière de verifier et corriger. Incohérence!! Dans ce ménage, chaque individus consomme par jour 33.82703 Kg  de cereale; Prière de revoir les quantités prises de ces produits. Le prix d'achat unitaire (500 Fcfa) de Sel en Sac (5 Kg) de taille taille unique est très faible, prière de regarder les reponses prises dans les questions s07bq07a s07bq07b s07bq07c s07bq08 pour mieux corriger. Difficile de consommer le Sel en Boite (Autre que la boite/pot de tomate) Petit prière de verifier.</w:t>
       </w:r>
     </w:p>
     <w:p>
@@ -1843,9 +1725,9 @@
         <w:rPr>
           <w:sz w:val="20"/>
         </w:rPr>
-        <w:t xml:space="preserve">- Avertissement!! La parcelle a comme nom (Parcelle1:niebe) qui ne semble pas être un bon nom ou contient des lettres, prière de mettre le vrai nom de la parcelle. La superficie de la parcelle Parcelle1:niebe est de .a , elle doit être renseignée et ne doit pas contenir des chiffres de 9999 ou 0. Prière de corriger. La quantité de fumure appliquée dans la parcelle Parcelle1:niebe est de 1500 Kg qui semble élevé ou ne sait pas, prière de fournir d'effort pour estimer la quantité afin de corriger. La superficie de la parcelle Parcelle1:niebe selon les mesures GPS est de .a hectare qui semble élevé ou faible, prière de corriger. Le document légal (titre, acte, certificat etc. ) qui affirme votre possession de la parcelle Parcelle1:niebe est  et semble exister dans les modalités, prière de prendre attache avec le QG pour plus d'explication afin de la classer bien. </w:t>
+        <w:t xml:space="preserve">- Avertissement!! La parcelle a comme nom (Parcelle1:niebe) qui ne semble pas être un bon nom ou contient des lettres, prière de mettre le vrai nom de la parcelle. La quantité de fumure appliquée dans la parcelle Parcelle1:niebe est de 1500 Kg qui semble élevé ou ne sait pas, prière de fournir d'effort pour estimer la quantité afin de corriger. </w:t>
         <w:br/>
-        <w:t>- Avertissement!! La parcelle a comme nom (Parcelle1:niebe) qui ne semble pas être un bon nom ou contient des lettres, prière de mettre le vrai nom de la parcelle. La superficie de la parcelle Parcelle1:niebe est de .a Mètre Carré (m^2), elle doit être renseignée et ne doit pas contenir des chiffres de 9999 ou 0. Prière de corriger. La superficie de la parcelle Parcelle1:niebe selon l'exploitant est de .a Mètre Carré (m^2) qui semble élevé ou l'estimation ne semble pas bonne. Prière de corriger. Incoherence! Le nombre de minutes (.a minutes) pour se rendre dans la parcelle Parcelle1:niebe est trop élevé, prière de corriger. La quantité de fumure appliquée dans la parcelle Parcelle1:niebe est de 1500 Kg qui semble élevé ou ne sait pas, prière de fournir d'effort pour estimer la quantité afin de corriger. La superficie de la parcelle Parcelle1:niebe selon les mesures GPS est de .a hectare qui semble élevé ou faible, prière de corriger.</w:t>
+        <w:t>- Avertissement!! La parcelle a comme nom (Parcelle1:niebe) qui ne semble pas être un bon nom ou contient des lettres, prière de mettre le vrai nom de la parcelle. La quantité de fumure appliquée dans la parcelle Parcelle1:niebe est de 1500 Kg qui semble élevé ou ne sait pas, prière de fournir d'effort pour estimer la quantité afin de corriger.</w:t>
       </w:r>
     </w:p>
     <w:p>
@@ -2349,13 +2231,9 @@
         <w:rPr>
           <w:sz w:val="20"/>
         </w:rPr>
-        <w:t xml:space="preserve">- AvertissementAMY NDIAYE  travaille mais les questions relatives à son emploi principal ne sont pas renseignées à 100%, prière de les renseigner. Attention! le nombre d'heure que AMY NDIAYE a travaillé par jour semble être inferieur à 4, veuillez s'il vous plait confirmer cette information avec le QG. </w:t>
+        <w:t xml:space="preserve">- Attention! le nombre d'heure que MARY GUEYE a travaillé par jour semble être inferieur à 4, veuillez s'il vous plait confirmer cette information avec le QG. </w:t>
         <w:br/>
-        <w:t xml:space="preserve">-  AvertissementCHIEKHE MBEING  travaille mais les questions relatives à son emploi principal ne sont pas renseignées à 100%, prière de les renseigner. </w:t>
-        <w:br/>
-        <w:t xml:space="preserve">-  AvertissementKHOUDJA MBATHE  travaille mais les questions relatives à son emploi principal ne sont pas renseignées à 100%, prière de les renseigner. </w:t>
-        <w:br/>
-        <w:t>-  AvertissementMARY GUEYE  travaille mais les questions relatives à son emploi principal ne sont pas renseignées à 100%, prière de les renseigner. Attention! le nombre d'heure que MARY GUEYE a travaillé par jour semble être inferieur à 4, veuillez s'il vous plait confirmer cette information avec le QG.</w:t>
+        <w:t>- Avertissement!! AMY NDIAYE travaille dans le commerce, Esthéticiens, coiffeurs, cuisinier etc... dit avoir bénéficié de congé payer ou des congés de maladie, prière de confirmer avec le QG ou corriger ces informations.Attention! le nombre d'heure que AMY NDIAYE a travaillé par jour semble être inferieur à 4, veuillez s'il vous plait confirmer cette information avec le QG.</w:t>
       </w:r>
     </w:p>
     <w:p>
@@ -2376,7 +2254,7 @@
         <w:rPr>
           <w:sz w:val="20"/>
         </w:rPr>
-        <w:t>- AvertissementAMY NDIAYE  travaille mais les questions relatives à son emploi secondaire ne sont pas renseignées à 100%, prière de les renseigner. Avertissement!!! la branche d'activité de AMY NDIAYE est identique dans l'emploi principale et secondaire, prière de confirmer cette information avec le QG ou de corriger. Nombre de mois exercé par AMY NDIAYE dans l'emploi secondaire au cours des 12 derniers mois semble faible, veuillez corriger s'il vous plait ou comfirmer avec le QG. Attention ! Le nombre de jours que AMY NDIAYE a travaillés par mois semble être inférieur à 15. Veuillez, s'il vous plaît, confirmer cette information. Avertissement!!! les informations de AMY NDIAYE sur le nombre de mois, jours ou heures de son emploi secondaire sont superieur a celles de son emploi principal , veuillez corriger ou confirmer aupres du QG.</w:t>
+        <w:t>- Nombre de mois exercé par AMY NDIAYE dans l'emploi secondaire au cours des 12 derniers mois semble faible, veuillez corriger s'il vous plait ou comfirmer avec le QG. Attention ! Le nombre de jours que AMY NDIAYE a travaillés par mois semble être inférieur à 15. Veuillez, s'il vous plaît, confirmer cette information. Avertissement!!! les informations de AMY NDIAYE sur le nombre de mois, jours ou heures de son emploi secondaire sont superieur a celles de son emploi principal , veuillez corriger ou confirmer aupres du QG.</w:t>
       </w:r>
     </w:p>
     <w:p>
@@ -2397,7 +2275,7 @@
         <w:rPr>
           <w:sz w:val="20"/>
         </w:rPr>
-        <w:t>- Avertissement!! La quantité (5.5 litre) du produit Huile de soja  consommée  par le ménage semble très élevé, prière de corriger ou confirmer avec le QG. Avertissement!! le prix unitaire (150 Fcfa) de Thé en sachet (unité: Sachets) de taille Petit est très faible ou élevé. Prière de corriger ou de confirmer avec le QG. Avertissement!!! Le ménage a consommé 28 Morceau (Portion) Petit de Carpe séchée, cette quantité semble anormale pour une consommation des 7 derniers jours.Prière de corriger ou de confirmer avec le QG. Avertissement!!! Le ménage a consommé 8 Morceau (Portion) Moyen de Capitaine frais, cette quantité semble anormale pour une consommation des 7 derniers jours.Prière de corriger ou de confirmer avec le QG. Avertissement!!!Le ménage a consommé 49 Pièce de Petit de Cube alimentaire (Maggi, Jumbo, )  ce qui semble incoherent pour une consommation aucours des 7 derniers jours, prière de verifier et corriger. Avertissement!!! Le ménage a consommé 49 Pièce Petit de Cube alimentaire (Maggi, Jumbo, ), cette quantité semble anormale pour une consommation des 7 derniers jours.Prière de corriger ou de confirmer avec le QG. Avertissement!!!Le ménage a consommé 49 miche de Moyen de Pain moderne (Baguette)  ce qui semble incoherent pour une consommation aucours des 7 derniers jours, prière de verifier et corriger. Incohérence!! Dans ce ménage, chaque individus consomme par jour 12.56944 Kg  de cereale; Prière de revoir les quantités prises de ces produits.</w:t>
+        <w:t>- Attention ! Le prix unitaire d'achat (66.66666 Fcfa) de Ail en Gousse (Petit) est relativement faible par rapport aux autres prix observés dans cette zone. Prière de corriger ou de confirmer avec le QG. Avertissement!! La quantité (5.5 litre) du produit Huile de soja  consommée  par le ménage semble très élevé, prière de corriger ou confirmer avec le QG. Avertissement!! le prix unitaire (150 Fcfa) de Thé en sachet (unité: Sachets) de taille Petit est très faible ou élevé. Prière de corriger ou de confirmer avec le QG. Avertissement!!! Le ménage a consommé 28 Morceau (Portion) Petit de Carpe séchée, cette quantité semble anormale pour une consommation des 7 derniers jours.Prière de corriger ou de confirmer avec le QG. Avertissement!!! Le ménage a consommé 8 Morceau (Portion) Moyen de Capitaine frais, cette quantité semble anormale pour une consommation des 7 derniers jours.Prière de corriger ou de confirmer avec le QG. Avertissement!!!Le ménage a consommé 49 Pièce de Petit de Cube alimentaire (Maggi, Jumbo, )  ce qui semble incoherent pour une consommation aucours des 7 derniers jours, prière de verifier et corriger. Avertissement!!! Le ménage a consommé 49 Pièce Petit de Cube alimentaire (Maggi, Jumbo, ), cette quantité semble anormale pour une consommation des 7 derniers jours.Prière de corriger ou de confirmer avec le QG. Avertissement!!!Le ménage a consommé 49 miche de Moyen de Pain moderne (Baguette)  ce qui semble incoherent pour une consommation aucours des 7 derniers jours, prière de verifier et corriger. Incohérence!! Dans ce ménage, chaque individus consomme par jour 21.27183 Kg  de cereale; Prière de revoir les quantités prises de ces produits.</w:t>
       </w:r>
     </w:p>
     <w:p>
@@ -2460,15 +2338,9 @@
         <w:rPr>
           <w:sz w:val="20"/>
         </w:rPr>
-        <w:t xml:space="preserve">- Incohérence!! L'entreprise vente de poive ail ... dit avoir réçu une somme sur la revente de ces marchandises achetées et revendues en état (s10q46 est differnt de 0) mais n'a depensé aucune somme sur l'achat des marchandises revendues en état (s10q47==0), prière de fournir plus d'effort pour estimer le montant obtenu sur la depense de ces marchandises achetées et revendues en état. La main d'oeuvre familiale pour KHOUDJA MBATHE ayant travaillé dans cette entreprise vente de poive ail ... aucours des 12 derniers mois n'est pas renseigner. Prière de reneigner toutes les informations qui lui concerne. La main d'oeuvre sariale de KHOUDJA MBATHE ayant travaillé dans cette entreprise vente de poive ail ... aucours des 30 derniers jours n'est pas renseigner. Prière de reneigner toutes les informations qui lui concerne. </w:t>
+        <w:t xml:space="preserve">- Incohérence!! L'entreprise vente de poive ail ... dit avoir réçu une somme sur la revente de ces marchandises achetées et revendues en état (s10q46 est differnt de 0) mais n'a depensé aucune somme sur l'achat des marchandises revendues en état (s10q47==0), prière de fournir plus d'effort pour estimer le montant obtenu sur la depense de ces marchandises achetées et revendues en état. </w:t>
         <w:br/>
-        <w:t xml:space="preserve">- La main d'oeuvre familiale pour FALLOU SECK ayant travaillé dans cette entreprise wasse djeun aucours des 12 derniers mois n'est pas renseigner. Prière de reneigner toutes les informations qui lui concerne. La main d'oeuvre sariale de FALLOU SECK ayant travaillé dans cette entreprise wasse djeun aucours des 30 derniers jours n'est pas renseigner. Prière de reneigner toutes les informations qui lui concerne. </w:t>
-        <w:br/>
-        <w:t xml:space="preserve">- Les informations sur ces entrepises non agricole manquent, prière de les renseigner. Le montant obtenus sur les services rendus par l'entreprise ##N/A## au cours des 30 derniers jours ou durant le dernier mois où l'entreprise a fonctionné n'a pas été renseigné, prière de mettre de 0 si l'entreprise n'a pas rendu de service. Prière de renseigner les montants dans les champs (s10q46 s10q47 s10q48 s10q49 s10q50 s10q51 s10q52 s10q53 s10q54 s10q55 s10q56 s10q57), mettre 0 si l'entreprise ##N/A## n'a pas effectué des dépenses ou faire des reventes des marchandises ou des produits ou rendre de service.Cette entreprise ##N/A## dit avoir obtenu une valeur sur les marchandises vendu en etat, les marchandises vendu après transformation et les services rendus. Prière de corriger. Cette entreprise ##N/A## dit avoir obtenu une valeur sur les marchandises vendu en etat et les marchandises vendu après transformation. La main d'oeuvre familiale pour FATOU NDIAYE ayant travaillé dans cette entreprise ##N/A## aucours des 12 derniers mois n'est pas renseigner. Prière de reneigner toutes les informations qui lui concerne. La main d'oeuvre sariale de FATOU NDIAYE ayant travaillé dans cette entreprise ##N/A## aucours des 30 derniers jours n'est pas renseigner. Prière de reneigner toutes les informations qui lui concerne. </w:t>
-        <w:br/>
-        <w:t xml:space="preserve">- Les informations sur ces entrepises non agricole manquent, prière de les renseigner. Le montant obtenus sur les services rendus par l'entreprise ##N/A## au cours des 30 derniers jours ou durant le dernier mois où l'entreprise a fonctionné n'a pas été renseigné, prière de mettre de 0 si l'entreprise n'a pas rendu de service. Prière de renseigner les montants dans les champs (s10q46 s10q47 s10q48 s10q49 s10q50 s10q51 s10q52 s10q53 s10q54 s10q55 s10q56 s10q57), mettre 0 si l'entreprise ##N/A## n'a pas effectué des dépenses ou faire des reventes des marchandises ou des produits ou rendre de service.Cette entreprise ##N/A## dit avoir obtenu une valeur sur les marchandises vendu en etat, les marchandises vendu après transformation et les services rendus. Prière de corriger. Cette entreprise ##N/A## dit avoir obtenu une valeur sur les marchandises vendu en etat et les marchandises vendu après transformation. La main d'oeuvre familiale pour FATOU NDIAYE ayant travaillé dans cette entreprise ##N/A## aucours des 12 derniers mois n'est pas renseigner. Prière de reneigner toutes les informations qui lui concerne. La main d'oeuvre sariale de FATOU NDIAYE ayant travaillé dans cette entreprise ##N/A## aucours des 30 derniers jours n'est pas renseigner. Prière de reneigner toutes les informations qui lui concerne. </w:t>
-        <w:br/>
-        <w:t>- Les informations sur ces entrepises non agricole manquent, prière de les renseigner. Le montant obtenus sur les services rendus par l'entreprise ##N/A## au cours des 30 derniers jours ou durant le dernier mois où l'entreprise a fonctionné n'a pas été renseigné, prière de mettre de 0 si l'entreprise n'a pas rendu de service. Prière de renseigner les montants dans les champs (s10q46 s10q47 s10q48 s10q49 s10q50 s10q51 s10q52 s10q53 s10q54 s10q55 s10q56 s10q57), mettre 0 si l'entreprise ##N/A## n'a pas effectué des dépenses ou faire des reventes des marchandises ou des produits ou rendre de service.Cette entreprise ##N/A## dit avoir obtenu une valeur sur les marchandises vendu en etat, les marchandises vendu après transformation et les services rendus. Prière de corriger. Cette entreprise ##N/A## dit avoir obtenu une valeur sur les marchandises vendu en etat et les marchandises vendu après transformation. La main d'oeuvre familiale pour MARY GUEYE ayant travaillé dans cette entreprise ##N/A## aucours des 12 derniers mois n'est pas renseigner. Prière de reneigner toutes les informations qui lui concerne. La main d'oeuvre sariale de MARY GUEYE ayant travaillé dans cette entreprise ##N/A## aucours des 30 derniers jours n'est pas renseigner. Prière de reneigner toutes les informations qui lui concerne.</w:t>
+        <w:t>- L'entreprise production de beignet est généralement une entreprise commerciale ou de service dont elle ne depense pas en achat de matières premières.Elle ne transforme pas de produit donc ne peut pas obtenir un montant sur la vente des produits transformés (10.48 ou 10.49). Prière de mettre 0 pour ces questions si elles ne font pas de transformation.</w:t>
       </w:r>
     </w:p>
     <w:p>
@@ -2554,13 +2426,9 @@
         <w:rPr>
           <w:sz w:val="20"/>
         </w:rPr>
-        <w:t xml:space="preserve">- La superficie de la parcelle PARCELLE est de .a Hectare (Ha), elle doit être renseignée et ne doit pas contenir des chiffres de 9999 ou 0. Prière de corriger. La superficie de la parcelle PARCELLE selon l'exploitant est de .a Hectare (Ha) qui semble élevé ou l'estimation ne semble pas bonne. Prière de corriger. La quantité de fumure appliquée dans la parcelle PARCELLE est de 1500 Kg qui semble élevé ou ne sait pas, prière de fournir d'effort pour estimer la quantité afin de corriger. Le salaire total payé de toutes catégories confondues par le ménage CHIEKHE MBEING pour la main-d'oeuvre non-familiale sur la parcelle PARCELLE au cours de la campagne pour la période des récoltes est de 0 qui semble élevé ou faible. Merci de corriger. La superficie de la parcelle PARCELLE selon les mesures GPS est de .a hectare qui semble élevé ou faible, prière de corriger. La superficie de la parcelle PARCELLE selon les mesures GPS est de .a hectare et celle donnée par l'exploitant est de .a qui sont identique, comment cela pourrait-il se faire prière de corriger. Le document légal (titre, acte, certificat etc. ) qui affirme votre possession de la parcelle PARCELLE est  et semble exister dans les modalités, prière de prendre attache avec le QG pour plus d'explication afin de la classer bien. </w:t>
+        <w:t xml:space="preserve">- La quantité de fumure appliquée dans la parcelle PARCELLE est de 1500 Kg qui semble élevé ou ne sait pas, prière de fournir d'effort pour estimer la quantité afin de corriger. Le salaire total payé de toutes catégories confondues par le ménage CHIECHE MBEING pour la main-d'oeuvre non-familiale sur la parcelle PARCELLE au cours de la campagne pour la période des récoltes est de 0 qui semble élevé ou faible. Merci de corriger. Le document légal (titre, acte, certificat etc. ) qui affirme votre possession de la parcelle PARCELLE est  et semble exister dans les modalités, prière de prendre attache avec le QG pour plus d'explication afin de la classer bien. </w:t>
         <w:br/>
-        <w:t xml:space="preserve">- La superficie de la parcelle Parcelle est de .a Hectare (Ha), elle doit être renseignée et ne doit pas contenir des chiffres de 9999 ou 0. Prière de corriger. La superficie de la parcelle Parcelle selon l'exploitant est de .a Hectare (Ha) qui semble élevé ou l'estimation ne semble pas bonne. Prière de corriger. Le salaire total payé de toutes catégories confondues par le ménage CHIEKHE MBEING pour la main-d'oeuvre non-familiale sur la parcelle Parcelle au cours de la campagne pour la période des récoltes est de 0 qui semble élevé ou faible. Merci de corriger. La superficie de la parcelle Parcelle selon les mesures GPS est de .a hectare qui semble élevé ou faible, prière de corriger. La superficie de la parcelle Parcelle selon les mesures GPS est de .a hectare et celle donnée par l'exploitant est de .a qui sont identique, comment cela pourrait-il se faire prière de corriger. </w:t>
-        <w:br/>
-        <w:t xml:space="preserve">- La superficie de la parcelle parcelle est de .a Hectare (Ha), elle doit être renseignée et ne doit pas contenir des chiffres de 9999 ou 0. Prière de corriger. La superficie de la parcelle parcelle selon l'exploitant est de .a Hectare (Ha) qui semble élevé ou l'estimation ne semble pas bonne. Prière de corriger. La superficie de la parcelle parcelle selon les mesures GPS est de .a hectare qui semble élevé ou faible, prière de corriger. La superficie de la parcelle parcelle selon les mesures GPS est de .a hectare et celle donnée par l'exploitant est de .a qui sont identique, comment cela pourrait-il se faire prière de corriger. </w:t>
-        <w:br/>
-        <w:t>- La superficie de la parcelle parcelle est de .a Mètre Carré (m^2), elle doit être renseignée et ne doit pas contenir des chiffres de 9999 ou 0. Prière de corriger. La superficie de la parcelle parcelle selon l'exploitant est de .a Mètre Carré (m^2) qui semble élevé ou l'estimation ne semble pas bonne. Prière de corriger. La superficie de la parcelle parcelle selon les mesures GPS est de .a hectare qui semble élevé ou faible, prière de corriger.</w:t>
+        <w:t>- Le salaire total payé de toutes catégories confondues par le ménage CHIECHE MBEING pour la main-d'oeuvre non-familiale sur la parcelle Parcelle au cours de la campagne pour la période des récoltes est de 0 qui semble élevé ou faible. Merci de corriger.</w:t>
       </w:r>
     </w:p>
     <w:p>
@@ -2581,8 +2449,6 @@
         <w:rPr>
           <w:sz w:val="20"/>
         </w:rPr>
-        <w:t xml:space="preserve">- La quantité estimée en Kg est incorrecte (Exemple : si le ménage a eu 10 sacs de 100kg = 10*100=1000kg), prière de corriger merci. </w:t>
-        <w:br/>
         <w:t xml:space="preserve">- La quantité estimée en Kg est incorrecte (Exemple : si le ménage a eu 10 sacs de 100kg = 10*100=1000kg), prière de corriger merci. </w:t>
         <w:br/>
         <w:t xml:space="preserve">- La quantité estimée en Kg est incorrecte (Exemple : si le ménage a eu 10 sacs de 100kg = 10*100=1000kg), prière de corriger merci. </w:t>
@@ -2608,7 +2474,7 @@
         <w:rPr>
           <w:sz w:val="20"/>
         </w:rPr>
-        <w:t>- ||  ||</w:t>
+        <w:t>- ||</w:t>
       </w:r>
     </w:p>
     <w:p>
@@ -2986,9 +2852,7 @@
         <w:rPr>
           <w:sz w:val="20"/>
         </w:rPr>
-        <w:t xml:space="preserve">- Incoherence! La mère de ATTA NDOM est trop jeune ou vielle pour avoir ATTA NDOM selon l'écart (10) d'âge entre lui et sa mère, prière de revoir l'âge de ATTA NDOM ou de sa mère. Dans le cas contraire rassurez vous que c'est bien son fils/fille biologique. </w:t>
-        <w:br/>
-        <w:t>- Incoherence! La mère de LOBE NDOM est trop jeune ou vielle pour avoir LOBE NDOM selon l'écart (13) d'âge entre lui et sa mère, prière de revoir l'âge de LOBE NDOM ou de sa mère. Dans le cas contraire rassurez vous que c'est bien son fils/fille biologique.</w:t>
+        <w:t>- Les informations sur l'acte de naissance (ni Jours, ni mois et ni années) de  NDEYE NDIAYE  manquent, s'il vous plait pouvez-vous fournir d'effort pour avoir ces informations.</w:t>
       </w:r>
     </w:p>
     <w:p>
@@ -3033,29 +2897,6 @@
           <w:color w:val="4672C4"/>
           <w:sz w:val="22"/>
         </w:rPr>
-        <w:t>&gt;&gt; Section4b - Emploi - Activite principale</w:t>
-      </w:r>
-    </w:p>
-    <w:p>
-      <w:pPr>
-        <w:ind w:left="283"/>
-      </w:pPr>
-      <w:r>
-        <w:rPr>
-          <w:sz w:val="20"/>
-        </w:rPr>
-        <w:t xml:space="preserve">- AvertissementNDEYE NDIAYE  travaille mais les questions relatives à son emploi principal ne sont pas renseignées à 100%, prière de les renseigner. </w:t>
-        <w:br/>
-        <w:t>-  AvertissementSOKHNA NDOM  travaille mais les questions relatives à son emploi principal ne sont pas renseignées à 100%, prière de les renseigner.</w:t>
-      </w:r>
-    </w:p>
-    <w:p>
-      <w:r>
-        <w:rPr>
-          <w:b/>
-          <w:color w:val="4672C4"/>
-          <w:sz w:val="22"/>
-        </w:rPr>
         <w:t>&gt;&gt; Section6 - Epargne et credit</w:t>
       </w:r>
     </w:p>
@@ -3067,7 +2908,9 @@
         <w:rPr>
           <w:sz w:val="20"/>
         </w:rPr>
-        <w:t>- Avertissement!!! NDEYE NDIAYE a demandé un crédit auprès d'une institution financière au cours des 12 derniers mois, qui a obtenu un crédit auprès d'une de ces institutions au cours des 12 derniers mois dit n'avoir pas beneficer de crédit immobilier. Veuillez vous rassurez réellement que la personne n'a pas affecté de crédit immobilier.</w:t>
+        <w:t xml:space="preserve">- Avertissement!!! NDEYE NDIAYE a demandé un crédit auprès d'une institution financière au cours des 12 derniers mois, qui a obtenu un crédit auprès d'une de ces institutions au cours des 12 derniers mois dit n'avoir pas beneficer de crédit immobilier. Veuillez vous rassurez réellement que la personne n'a pas affecté de crédit immobilier. </w:t>
+        <w:br/>
+        <w:t>- Avertissement!!! SOKHNA NDOM est un Enseignants, éducation spécialisée qui travaille dans Entreprise Privée et est un Cadre moyen/agent de maîtrise mais dit n'avoir pas de compte dans une banque classique, prière de vérifier auprès de l'enquêté (e) ou confirmer avec le QG.</w:t>
       </w:r>
     </w:p>
     <w:p>
@@ -3088,7 +2931,7 @@
         <w:rPr>
           <w:sz w:val="20"/>
         </w:rPr>
-        <w:t>- Avertissement!! La quantité (5 litre) du produit Huile de soja  consommée  par le ménage semble très élevé, prière de corriger ou confirmer avec le QG. Incohérence!! Dans ce ménage, chaque individus consomme par jour 28.08143 Kg  de cereale; Prière de revoir les quantités prises de ces produits. Attention ! Le prix unitaire d'achat (24000 Fcfa) de Riz local Gambiaka en Sac (50 Kg) (taille unique) est relativement élevé par rapport aux autres prix observés dans cette zone. Prière de corriger ou de confirmer avec le QG. Le ménage a consommé Ail mais les informations sur la quantité, l'unité ou la taille ne sont pas renseignées.Prière de renseigner. Le ménage a consommé Arachides pilées mais les informations sur la quantité, l'unité ou la taille ne sont pas renseignées.Prière de renseigner. Le ménage a consommé Café en poudre soluble mais les informations sur la quantité, l'unité ou la taille ne sont pas renseignées.Prière de renseigner. Le ménage a consommé Café moulu mais les informations sur la quantité, l'unité ou la taille ne sont pas renseignées.Prière de renseigner. Le ménage a consommé Capitaine frais mais les informations sur la quantité, l'unité ou la taille ne sont pas renseignées.Prière de renseigner. Le ménage a consommé Cube alimentaire (Maggi, Jumbo, ) mais les informations sur la quantité, l'unité ou la taille ne sont pas renseignées.Prière de renseigner. Le ménage a consommé Feuilles de  Haricot mais les informations sur la quantité, l'unité ou la taille ne sont pas renseignées.Prière de renseigner. Le ménage a consommé Piment frais mais les informations sur la quantité, l'unité ou la taille ne sont pas renseignées.Prière de renseigner. Le ménage a consommé Poireau mais les informations sur la quantité, l'unité ou la taille ne sont pas renseignées.Prière de renseigner. Le ménage a consommé Sel mais les informations sur la quantité, l'unité ou la taille ne sont pas renseignées.Prière de renseigner. Difficile de consommer le Sel en   prière de verifier. Le ménage a consommé Soumbala (moutarde africaine) mais les informations sur la quantité, l'unité ou la taille ne sont pas renseignées.Prière de renseigner.</w:t>
+        <w:t>- Attention ! Le prix unitaire d'achat (50 Fcfa) de Feuilles de  Haricot en Sachets (Petit) est relativement faible par rapport aux autres prix observés dans cette zone. Prière de corriger ou de confirmer avec le QG. Avertissement!! La quantité (5 litre) du produit Huile de soja  consommée  par le ménage semble très élevé, prière de corriger ou confirmer avec le QG. Incohérence!! Dans ce ménage, chaque individus consomme par jour 49.64143 Kg  de cereale; Prière de revoir les quantités prises de ces produits. Attention ! Le prix unitaire d'achat (24000 Fcfa) de Riz local Gambiaka en Sac (50 Kg) (taille unique) est relativement élevé par rapport aux autres prix observés dans cette zone. Prière de corriger ou de confirmer avec le QG.</w:t>
       </w:r>
     </w:p>
     <w:p>
@@ -3110,27 +2953,6 @@
           <w:sz w:val="20"/>
         </w:rPr>
         <w:t>- Peu plausible! le montant de la dépense pour  Savon de ménage, lessive en poudre, détergents (eau de javel, etc. ) semble trop élevé. Veuillez, s'il vous plaît, confirmer cette information avec le QG ou la corriger.</w:t>
-      </w:r>
-    </w:p>
-    <w:p>
-      <w:r>
-        <w:rPr>
-          <w:b/>
-          <w:color w:val="4672C4"/>
-          <w:sz w:val="22"/>
-        </w:rPr>
-        <w:t>&gt;&gt; Section10b - caracteristiques entreprise non agricole</w:t>
-      </w:r>
-    </w:p>
-    <w:p>
-      <w:pPr>
-        <w:ind w:left="283"/>
-      </w:pPr>
-      <w:r>
-        <w:rPr>
-          <w:sz w:val="20"/>
-        </w:rPr>
-        <w:t>- La main d'oeuvre familiale pour OMAR NDOM ayant travaillé dans cette entreprise produits alimentaire aucours des 12 derniers mois n'est pas renseigner. Prière de reneigner toutes les informations qui lui concerne. La main d'oeuvre sariale de OMAR NDOM ayant travaillé dans cette entreprise produits alimentaire aucours des 30 derniers jours n'est pas renseigner. Prière de reneigner toutes les informations qui lui concerne.</w:t>
       </w:r>
     </w:p>
     <w:p>
@@ -3614,6 +3436,27 @@
           <w:color w:val="4672C4"/>
           <w:sz w:val="22"/>
         </w:rPr>
+        <w:t>&gt;&gt; Section7b - Consommation alimentaire - 7 jours</w:t>
+      </w:r>
+    </w:p>
+    <w:p>
+      <w:pPr>
+        <w:ind w:left="283"/>
+      </w:pPr>
+      <w:r>
+        <w:rPr>
+          <w:sz w:val="20"/>
+        </w:rPr>
+        <w:t>- Avertissement!!! Le ménage a consommé 5 Paquet Moyen de Thé en sachet, cette quantité semble anormale pour une consommation des 7 derniers jours.Prière de corriger ou de confirmer avec le QG. Avertissement!! le prix unitaire (150 Fcfa) de Thé en sachet (unité: Paquet) de taille Moyen est très faible ou élevé. Prière de corriger ou de confirmer avec le QG. Avertissement!!! Le ménage a consommé 8 Pièce Petit de Capitaine frais, cette quantité semble anormale pour une consommation des 7 derniers jours.Prière de corriger ou de confirmer avec le QG. Incohérence!! Dans ce ménage, chaque individus consomme par jour 61.56184 Kg  de cereale; Prière de revoir les quantités prises de ces produits.</w:t>
+      </w:r>
+    </w:p>
+    <w:p>
+      <w:r>
+        <w:rPr>
+          <w:b/>
+          <w:color w:val="4672C4"/>
+          <w:sz w:val="22"/>
+        </w:rPr>
         <w:t>&gt;&gt; Section9b - Depenses non-alimentaires - 7 jours</w:t>
       </w:r>
     </w:p>
@@ -3656,27 +3499,6 @@
           <w:color w:val="4672C4"/>
           <w:sz w:val="22"/>
         </w:rPr>
-        <w:t>&gt;&gt; Section10a - Existence entreprise non agricole</w:t>
-      </w:r>
-    </w:p>
-    <w:p>
-      <w:pPr>
-        <w:ind w:left="283"/>
-      </w:pPr>
-      <w:r>
-        <w:rPr>
-          <w:sz w:val="20"/>
-        </w:rPr>
-        <w:t>- Avertissement!!! Le ménage de THIERNO MBENGUE a comme taille 7 personnes dont ils vivent à LOUGA Rural et aucune d'entre ne possède une entreprise non agricole, prière de revoir cette partie de la section 10 de ce menage.</w:t>
-      </w:r>
-    </w:p>
-    <w:p>
-      <w:r>
-        <w:rPr>
-          <w:b/>
-          <w:color w:val="4672C4"/>
-          <w:sz w:val="22"/>
-        </w:rPr>
         <w:t>&gt;&gt; Section16a - Champs et parcelles</w:t>
       </w:r>
     </w:p>
@@ -3688,7 +3510,53 @@
         <w:rPr>
           <w:sz w:val="20"/>
         </w:rPr>
-        <w:t>- La section 16 du ménage de THIERNO MBENGUE n'est pas renseigné, prière de renseigner.</w:t>
+        <w:t xml:space="preserve">- Avertissement!! Le champs a comme nom (Champ:1) qui ne semble pas être un bon nom ou contient des lettres, prière de mettre le vrai nom du champs. Avertissement!! La parcelle a comme nom (Parcelle :1) qui ne semble pas être un bon nom ou contient des lettres, prière de mettre le vrai nom de la parcelle. La superficie de la parcelle Parcelle :1 selon l'exploitant est de 14541.56 Mètre Carré (m^2) qui semble élevé ou l'estimation ne semble pas bonne. Prière de corriger. La quantité de fumure appliquée dans la parcelle Parcelle :1 est de 500 Kg qui semble élevé ou ne sait pas, prière de fournir d'effort pour estimer la quantité afin de corriger. </w:t>
+        <w:br/>
+        <w:t>- Avertissement!! Le champs a comme nom (Champ:1) qui ne semble pas être un bon nom ou contient des lettres, prière de mettre le vrai nom du champs. Avertissement!! La parcelle a comme nom (Parcelle:1) qui ne semble pas être un bon nom ou contient des lettres, prière de mettre le vrai nom de la parcelle. La superficie de la parcelle Parcelle:1 selon l'exploitant est de 29076.53 Mètre Carré (m^2) qui semble élevé ou l'estimation ne semble pas bonne. Prière de corriger. La quantité de fumure appliquée dans la parcelle Parcelle:1 est de 500 Kg qui semble élevé ou ne sait pas, prière de fournir d'effort pour estimer la quantité afin de corriger.</w:t>
+      </w:r>
+    </w:p>
+    <w:p>
+      <w:r>
+        <w:rPr>
+          <w:b/>
+          <w:color w:val="4672C4"/>
+          <w:sz w:val="22"/>
+        </w:rPr>
+        <w:t>&gt;&gt; Section16c - Cultures</w:t>
+      </w:r>
+    </w:p>
+    <w:p>
+      <w:pPr>
+        <w:ind w:left="283"/>
+      </w:pPr>
+      <w:r>
+        <w:rPr>
+          <w:sz w:val="20"/>
+        </w:rPr>
+        <w:t xml:space="preserve">- La quantité estimée en Kg est incorrecte (Exemple : si le ménage a eu 10 sacs de 100kg = 10*100=1000kg), prière de corriger merci. </w:t>
+        <w:br/>
+        <w:t>- La quantité estimée en Kg est incorrecte (Exemple : si le ménage a eu 10 sacs de 100kg = 10*100=1000kg), prière de corriger merci.</w:t>
+      </w:r>
+    </w:p>
+    <w:p>
+      <w:r>
+        <w:rPr>
+          <w:b/>
+          <w:color w:val="4672C4"/>
+          <w:sz w:val="22"/>
+        </w:rPr>
+        <w:t>&gt;&gt; Section16d - Utilisation de la production</w:t>
+      </w:r>
+    </w:p>
+    <w:p>
+      <w:pPr>
+        <w:ind w:left="283"/>
+      </w:pPr>
+      <w:r>
+        <w:rPr>
+          <w:sz w:val="20"/>
+        </w:rPr>
+        <w:t>- La somme des quantités consommées, des quantités offertes et  des quantités vendus (s16dq02a s16dq03a s16dq05a s16dq13a) depasse la quantité totale que le ménage a eu après la recolte (s16cq16a), prière de corriger. La quantité de s16dq05a estimée en Kg est incohérente avec la prise dans la question s16dq05c, prière de bien estimer et mettre la valeur exacte.</w:t>
       </w:r>
     </w:p>
     <w:p>
@@ -3709,9 +3577,7 @@
         <w:rPr>
           <w:sz w:val="20"/>
         </w:rPr>
-        <w:t xml:space="preserve">- Attention ! Houe asine a été revendu à 100000 Fcfa qui est relativement élevé par rapport aux autres prix de revente observés dans cette zone. Prière de corriger ou de confirmer avec le QG. </w:t>
-        <w:br/>
-        <w:t>- Attention ! Râteau a été revendu à 1000 Fcfa qui est relativement élevé par rapport aux autres prix de revente observés dans cette zone. Prière de corriger ou de confirmer avec le QG.</w:t>
+        <w:t>- Attention ! Houe asine a été achété à 100000 Fcfa est relativement élevé par rapport aux autres prix d'achat observés dans cette zone. Prière de corriger ou de confirmer avec le QG. Attention ! Houe asine a été revendu à 100000 Fcfa qui est relativement élevé par rapport aux autres prix de revente observés dans cette zone. Prière de corriger ou de confirmer avec le QG.</w:t>
       </w:r>
     </w:p>
     <w:p>
@@ -4047,9 +3913,9 @@
         <w:rPr>
           <w:sz w:val="20"/>
         </w:rPr>
-        <w:t xml:space="preserve">- Les informations sur l'acte de naissance (ni Jours, ni mois et ni années) de  ELHADJI MBENGUE  manquent, s'il vous plait pouvez-vous fournir d'effort pour avoir ces informations. </w:t>
+        <w:t xml:space="preserve">- Les informations sur l'acte de naissance (ni Jours, ni mois et ni années) de  ELHADJI NDOM  manquent, s'il vous plait pouvez-vous fournir d'effort pour avoir ces informations. </w:t>
         <w:br/>
-        <w:t>- Les informations sur l'acte de naissance (ni Jours, ni mois et ni années) de  MOUHAMED MBENGUE  manquent, s'il vous plait pouvez-vous fournir d'effort pour avoir ces informations.</w:t>
+        <w:t>- Les informations sur l'acte de naissance (ni Jours, ni mois et ni années) de  MOUHAMED NDOM  manquent, s'il vous plait pouvez-vous fournir d'effort pour avoir ces informations.</w:t>
       </w:r>
     </w:p>
     <w:p>
@@ -4072,9 +3938,9 @@
         </w:rPr>
         <w:t xml:space="preserve">- Peu probable! COUMBA MBENGUE  n'arrive pas  à comprendre un petit texte lu dans une langue locale (s02q03). Veuillez corriger ou donner des explications au QG. Peu probable! COUMBA MBENGUE  ne sait ni lire, ni écrire, ni comprendre dans aucune des langues  (s02q01,s02q02,s02q03). Veuillez corriger ou donner des explications au QG. </w:t>
         <w:br/>
-        <w:t xml:space="preserve">- Peu probable! ELHADJI MBENGUE  n'arrive pas  à comprendre un petit texte lu dans une langue locale (s02q03). Veuillez corriger ou donner des explications au QG. Peu probable! ELHADJI MBENGUE  ne sait ni lire, ni écrire, ni comprendre dans aucune des langues  (s02q01,s02q02,s02q03). Veuillez corriger ou donner des explications au QG. </w:t>
+        <w:t xml:space="preserve">- Peu probable! ELHADJI NDOM  n'arrive pas  à comprendre un petit texte lu dans une langue locale (s02q03). Veuillez corriger ou donner des explications au QG. Peu probable! ELHADJI NDOM  ne sait ni lire, ni écrire, ni comprendre dans aucune des langues  (s02q01,s02q02,s02q03). Veuillez corriger ou donner des explications au QG. </w:t>
         <w:br/>
-        <w:t>- Peu probable! MOUHAMED MBENGUE  n'arrive pas  à comprendre un petit texte lu dans une langue locale (s02q03). Veuillez corriger ou donner des explications au QG. Peu probable! MOUHAMED MBENGUE  ne sait ni lire, ni écrire, ni comprendre dans aucune des langues  (s02q01,s02q02,s02q03). Veuillez corriger ou donner des explications au QG.</w:t>
+        <w:t>- Peu probable! MOUHAMED NDOM  n'arrive pas  à comprendre un petit texte lu dans une langue locale (s02q03). Veuillez corriger ou donner des explications au QG. Peu probable! MOUHAMED NDOM  ne sait ni lire, ni écrire, ni comprendre dans aucune des langues  (s02q01,s02q02,s02q03). Veuillez corriger ou donner des explications au QG.</w:t>
       </w:r>
     </w:p>
     <w:p>
@@ -4095,7 +3961,7 @@
         <w:rPr>
           <w:sz w:val="20"/>
         </w:rPr>
-        <w:t>- Attention ! Le prix unitaire d'achat (150 Fcfa) de Poireau en Tas (Petit) est relativement élevé par rapport aux autres prix observés dans cette zone. Prière de corriger ou de confirmer avec le QG. Attention ! Le prix unitaire d'achat (750 Fcfa) de Piment frais en Sachets (Moyen) est relativement élevé par rapport aux autres prix observés dans cette zone. Prière de corriger ou de confirmer avec le QG. Incohérence!! Dans ce ménage, chaque individus consomme par jour 80.89143 Kg  de cereale; Prière de revoir les quantités prises de ces produits. Le prix d'achat unitaire (500 Fcfa) de Sel en Sac (5 Kg) de taille taille unique est très faible, prière de regarder les reponses prises dans les questions s07bq07a s07bq07b s07bq07c s07bq08 pour mieux corriger. Le prix d'achat unitaire (6000 Fcfa) de Café moulu en Kg de taille taille unique prière de regarder les reponses prises dans les questions s07bq07a s07bq07b s07bq07c s07bq08 pour mieux corriger.</w:t>
+        <w:t>- Attention ! Le prix unitaire d'achat (1200 Fcfa) de Vinaigre de vin en Bouteille (Moyen) est relativement élevé par rapport aux autres prix observés dans cette zone. Prière de corriger ou de confirmer avec le QG. Attention ! Le prix unitaire d'achat (150 Fcfa) de Poireau en Tas (Petit) est relativement élevé par rapport aux autres prix observés dans cette zone. Prière de corriger ou de confirmer avec le QG. Attention ! Le prix unitaire d'achat (750 Fcfa) de Piment frais en Sachets (Moyen) est relativement élevé par rapport aux autres prix observés dans cette zone. Prière de corriger ou de confirmer avec le QG. Incohérence!! Dans ce ménage, chaque individus consomme par jour 131.1933 Kg  de cereale; Prière de revoir les quantités prises de ces produits. Le prix d'achat unitaire (500 Fcfa) de Sel en Sac (5 Kg) de taille taille unique est très faible, prière de regarder les reponses prises dans les questions s07bq07a s07bq07b s07bq07c s07bq08 pour mieux corriger. Le prix d'achat unitaire (6000 Fcfa) de Café moulu en Kg de taille taille unique prière de regarder les reponses prises dans les questions s07bq07a s07bq07b s07bq07c s07bq08 pour mieux corriger.</w:t>
       </w:r>
     </w:p>
     <w:p>
@@ -4617,7 +4483,7 @@
         <w:rPr>
           <w:sz w:val="20"/>
         </w:rPr>
-        <w:t>- Le ménage a consommé Riz local Gambiaka mais les informations sur la quantité, l'unité ou la taille ne sont pas renseignées.Prière de renseigner.</w:t>
+        <w:t>- Avertissement!! La quantité (4.5 litre) du produit Huile de soja  consommée  par le ménage semble très élevé, prière de corriger ou confirmer avec le QG. Attention ! Le prix unitaire d'achat (2027.027 Fcfa) de Huile de soja  en Litre (taille unique) est relativement élevé par rapport aux autres prix observés dans cette zone. Prière de corriger ou de confirmer avec le QG. Avertissement!!! Le ménage a consommé 4 Paquet Moyen de Thé en sachet, cette quantité semble anormale pour une consommation des 7 derniers jours.Prière de corriger ou de confirmer avec le QG. Avertissement!! le prix unitaire (150 Fcfa) de Thé en sachet (unité: Paquet) de taille Moyen est très faible ou élevé. Prière de corriger ou de confirmer avec le QG. Incohérence!! Dans ce ménage, chaque individus consomme par jour 50.88683 Kg  de cereale; Prière de revoir les quantités prises de ces produits.</w:t>
       </w:r>
     </w:p>
     <w:p>
@@ -4659,6 +4525,10 @@
         <w:rPr>
           <w:sz w:val="20"/>
         </w:rPr>
+        <w:t xml:space="preserve">- L'entreprise Commerce Henné est généralement une entreprise commerciale ou de service dont elle ne depense pas en achat de matières premières.Elle ne transforme pas de produit donc ne peut pas obtenir un montant sur la vente des produits transformés (10.48 ou 10.49). Prière de mettre 0 pour ces questions si elles ne font pas de transformation. </w:t>
+        <w:br/>
+        <w:t xml:space="preserve">- L'entreprise Transformation dit avoir réçu une somme sur la vente de ces produits transformés (s10q48 est differnt de 0) mais n'a depensé aucune somme sur l'achat des matières premières (s10q49==0), prière de fournir de l'effort pour estimer le montant obtenu en achat de matières premières. </w:t>
+        <w:br/>
         <w:t>- Le montant dépensé de L'entreprise commerce d’alimentation pour l'achat de ces marchandises revendues en état, sans transformation ne peut être supérieur aux montants obtenus sur la revente de marchandises achetées et revendues en état au cours des 30 derniers jours ou durant le dernier mois où l'entreprise a fonctionné (s10q47 &gt; s10q46), prière de corriger.</w:t>
       </w:r>
     </w:p>
@@ -5108,7 +4978,7 @@
         <w:rPr>
           <w:sz w:val="20"/>
         </w:rPr>
-        <w:t>- Le ménage a consommé Riz local Gambiaka mais les informations sur la quantité, l'unité ou la taille ne sont pas renseignées.Prière de renseigner.</w:t>
+        <w:t>- Avertissement!! La quantité (4 litre) du produit Huile de palme raffinée consommée  par le ménage semble très élevé, prière de corriger ou confirmer avec le QG. Avertissement!!! Le ménage a consommé 3 Paquet Petit de Thé en sachet, cette quantité semble anormale pour une consommation des 7 derniers jours.Prière de corriger ou de confirmer avec le QG. Avertissement!! le prix unitaire (150 Fcfa) de Thé en sachet (unité: Paquet) de taille Petit est très faible ou élevé. Prière de corriger ou de confirmer avec le QG. Incohérence!! Dans ce ménage, chaque individus consomme par jour 75.20834 Kg  de cereale; Prière de revoir les quantités prises de ces produits. Incohérence!! Dans ce ménage, chaque individus consomme par jour 75.20834 Kg  de cereale; Prière de revoir les quantités prises de ces produits. Incohérence!! Dans ce ménage, chaque individus consomme par jour 75.20834 Kg  de cereale; Prière de revoir les quantités prises de ces produits. Le prix d'achat unitaire (500 Fcfa) de Sel en Sac (5 Kg) de taille taille unique est très faible, prière de regarder les reponses prises dans les questions s07bq07a s07bq07b s07bq07c s07bq08 pour mieux corriger.</w:t>
       </w:r>
     </w:p>
     <w:p>
@@ -5492,6 +5362,8 @@
         <w:br/>
         <w:t xml:space="preserve">- Peu probable! BABACAR NIANG  n'arrive pas  à comprendre un petit texte lu dans une langue locale (s02q03). Veuillez corriger ou donner des explications au QG.  Incohérence ! le montant payé de BABACAR NIANG pour les frais de scolarité est très faible. veuillez, s'il vous plait, confirmer ces informations avec le QG ou apporter les corrections nécessaires. Incohérence!! La dépense liée à la cotisation de BABACAR NIANG qui fréquente une école privée est supérieur aux frais de scolarités, les cotisations ne peuvent pas être supérieur  à la scolarisation. Prière de corriger ces cas.  Incohérence ! seulement les écoles gouvermentales paient les cotisations (Gouvernement, communauté, ONG ou organisation humanitaire). veuillez, s'il vous plait, confirmer cette information de BABACAR NIANG avec le QG ou apporter les corrections nécessaires. </w:t>
         <w:br/>
+        <w:t xml:space="preserve">- Peu probable! FARI SOW  n'arrive pas  à comprendre un petit texte lu dans une langue locale (s02q03). Veuillez corriger ou donner des explications au QG. </w:t>
+        <w:br/>
         <w:t xml:space="preserve">- Peu probable! KHAR NIANG  n'arrive pas  à comprendre un petit texte lu dans une langue locale (s02q03). Veuillez corriger ou donner des explications au QG.  Incohérence ! le montant payé de KHAR NIANG pour les frais de scolarité est très faible. veuillez, s'il vous plait, confirmer ces informations avec le QG ou apporter les corrections nécessaires. Incohérence!! La dépense liée à la cotisation de KHAR NIANG qui fréquente une école privée est supérieur aux frais de scolarités, les cotisations ne peuvent pas être supérieur  à la scolarisation. Prière de corriger ces cas.  Incohérence ! seulement les écoles gouvermentales paient les cotisations (Gouvernement, communauté, ONG ou organisation humanitaire). veuillez, s'il vous plait, confirmer cette information de KHAR NIANG avec le QG ou apporter les corrections nécessaires. </w:t>
         <w:br/>
         <w:t>- Peu probable! MATAR NIANG  n'arrive pas  à comprendre un petit texte lu dans une langue locale (s02q03). Veuillez corriger ou donner des explications au QG. Peu probable! MATAR NIANG  ne sait ni lire, ni écrire, ni comprendre dans aucune des langues  (s02q01,s02q02,s02q03). Veuillez corriger ou donner des explications au QG.</w:t>
@@ -5536,7 +5408,7 @@
         <w:rPr>
           <w:sz w:val="20"/>
         </w:rPr>
-        <w:t>- Avertissement!! La quantité (5 litre) du produit Huile de palme raffinée consommée  par le ménage semble très élevé, prière de corriger ou confirmer avec le QG. Avertissement!!! Le ménage a consommé 7 Paquet Petit de Thé en sachet, cette quantité semble anormale pour une consommation des 7 derniers jours.Prière de corriger ou de confirmer avec le QG. Avertissement!! le prix unitaire (150 Fcfa) de Thé en sachet (unité: Paquet) de taille Petit est très faible ou élevé. Prière de corriger ou de confirmer avec le QG.</w:t>
+        <w:t>- Avertissement!! La quantité (5 litre) du produit Huile de palme raffinée consommée  par le ménage semble très élevé, prière de corriger ou confirmer avec le QG. Avertissement!!! Le ménage a consommé 7 Paquet Petit de Thé en sachet, cette quantité semble anormale pour une consommation des 7 derniers jours.Prière de corriger ou de confirmer avec le QG. Avertissement!! le prix unitaire (150 Fcfa) de Thé en sachet (unité: Paquet) de taille Petit est très faible ou élevé. Prière de corriger ou de confirmer avec le QG. Incohérence!! Dans ce ménage, chaque individus consomme par jour 58.01266 Kg  de cereale; Prière de revoir les quantités prises de ces produits.</w:t>
       </w:r>
     </w:p>
     <w:p>
@@ -6006,7 +5878,7 @@
         <w:rPr>
           <w:sz w:val="20"/>
         </w:rPr>
-        <w:t>- Incohérence!! Dans ce ménage, chaque individus consomme par jour 40.49 Kg  de cereale; Prière de revoir les quantités prises de ces produits. Incohérence!! Dans ce ménage, chaque individus consomme par jour 40.49 Kg  de cereale; Prière de revoir les quantités prises de ces produits.</w:t>
+        <w:t>- Incohérence!! Dans ce ménage, chaque individus consomme par jour 74.58571 Kg  de cereale; Prière de revoir les quantités prises de ces produits. Incohérence!! Dans ce ménage, chaque individus consomme par jour 74.58571 Kg  de cereale; Prière de revoir les quantités prises de ces produits.</w:t>
       </w:r>
     </w:p>
     <w:p>
@@ -6069,11 +5941,11 @@
         <w:rPr>
           <w:sz w:val="20"/>
         </w:rPr>
-        <w:t xml:space="preserve">- Avertissement!! Le champs a comme nom (Champ:1) qui ne semble pas être un bon nom ou contient des lettres, prière de mettre le vrai nom du champs. Avertissement!! La parcelle a comme nom (Parcelle:1) qui ne semble pas être un bon nom ou contient des lettres, prière de mettre le vrai nom de la parcelle. La superficie de la parcelle Parcelle:1 est de .a , elle doit être renseignée et ne doit pas contenir des chiffres de 9999 ou 0. Prière de corriger. Nous constatons que la question qui porte sur la mésure du champs de la parcelle Parcelle:1 n'a pas été renseigné, la collecte était-il encours ou s'agit-il de quoi ? prière de verifier et corriger. </w:t>
+        <w:t xml:space="preserve">- Avertissement!! Le champs a comme nom (Champ:1) qui ne semble pas être un bon nom ou contient des lettres, prière de mettre le vrai nom du champs. Avertissement!! La parcelle a comme nom (Parcelle:1) qui ne semble pas être un bon nom ou contient des lettres, prière de mettre le vrai nom de la parcelle. </w:t>
         <w:br/>
-        <w:t xml:space="preserve">- Avertissement!! Le champs a comme nom (Champ:1) qui ne semble pas être un bon nom ou contient des lettres, prière de mettre le vrai nom du champs. Avertissement!! La parcelle a comme nom (Parcelle:1) qui ne semble pas être un bon nom ou contient des lettres, prière de mettre le vrai nom de la parcelle. La superficie de la parcelle Parcelle:1 est de .a , elle doit être renseignée et ne doit pas contenir des chiffres de 9999 ou 0. Prière de corriger. Nous constatons que la question qui porte sur la mésure du champs de la parcelle Parcelle:1 n'a pas été renseigné, la collecte était-il encours ou s'agit-il de quoi ? prière de verifier et corriger. </w:t>
+        <w:t xml:space="preserve">- Avertissement!! Le champs a comme nom (Champ:1) qui ne semble pas être un bon nom ou contient des lettres, prière de mettre le vrai nom du champs. Avertissement!! La parcelle a comme nom (Parcelle:1) qui ne semble pas être un bon nom ou contient des lettres, prière de mettre le vrai nom de la parcelle. </w:t>
         <w:br/>
-        <w:t>- Avertissement!! Le champs a comme nom (Champ:1) qui ne semble pas être un bon nom ou contient des lettres, prière de mettre le vrai nom du champs. Avertissement!! La parcelle a comme nom (Parcelle:1) qui ne semble pas être un bon nom ou contient des lettres, prière de mettre le vrai nom de la parcelle. La superficie de la parcelle Parcelle:1 est de .a Mètre Carré (m^2), elle doit être renseignée et ne doit pas contenir des chiffres de 9999 ou 0. Prière de corriger. La superficie de la parcelle Parcelle:1 selon l'exploitant est de .a Mètre Carré (m^2) qui semble élevé ou l'estimation ne semble pas bonne. Prière de corriger. La superficie de la parcelle Parcelle:1 selon les mesures GPS est de .a hectare qui semble élevé ou faible, prière de corriger.</w:t>
+        <w:t>- Avertissement!! Le champs a comme nom (Champ:1) qui ne semble pas être un bon nom ou contient des lettres, prière de mettre le vrai nom du champs. Avertissement!! La parcelle a comme nom (Parcelle:1) qui ne semble pas être un bon nom ou contient des lettres, prière de mettre le vrai nom de la parcelle.</w:t>
       </w:r>
     </w:p>
     <w:p>
@@ -6453,13 +6325,7 @@
         <w:rPr>
           <w:sz w:val="20"/>
         </w:rPr>
-        <w:t xml:space="preserve">- Avertissement!!!  BINTA DIA  ne possède pas le téléphone android, a accès à l'internet , prière de confirmer cette information. Le montant dépensé ou reçu en cadeau pour les cartes prépayées, les transferts de crédit et les abonnements de  BINTA DIA semble élevé ou faible , prière de corriger ou de confirmer l'information avec le QG. Le montant dépensé ou reçu en cadeau pour les recharges internet ou de forfaits de données mobiles(hors appels vocaux), aucours des 30 derniers jours de BINTA DIA semble élevé ou faible, prière de corriger ou de confirmer l'information avec le QG. </w:t>
-        <w:br/>
         <w:t xml:space="preserve">- Incoherence! ABOU BA dispose d'un téléphone portable à s01q39, donc la raison évoquée ne peut pas être (ne dispose pas d'appareil). </w:t>
-        <w:br/>
-        <w:t xml:space="preserve">- Le montant dépensé ou reçu en cadeau pour les cartes prépayées, les transferts de crédit et les abonnements de  MOUHTAR BA semble élevé ou faible , prière de corriger ou de confirmer l'information avec le QG. Le montant dépensé ou reçu en cadeau pour les recharges internet ou de forfaits de données mobiles(hors appels vocaux), aucours des 30 derniers jours de MOUHTAR BA semble élevé ou faible, prière de corriger ou de confirmer l'information avec le QG. </w:t>
-        <w:br/>
-        <w:t xml:space="preserve">- Le montant dépensé ou reçu en cadeau pour les cartes prépayées, les transferts de crédit et les abonnements de  SIDATE BA semble élevé ou faible , prière de corriger ou de confirmer l'information avec le QG. Le montant dépensé ou reçu en cadeau pour les recharges internet ou de forfaits de données mobiles(hors appels vocaux), aucours des 30 derniers jours de SIDATE BA semble élevé ou faible, prière de corriger ou de confirmer l'information avec le QG. </w:t>
         <w:br/>
         <w:t xml:space="preserve">- Les informations sur l'acte de naissance (ni Jours, ni mois et ni années) de  ALI BA  manquent, s'il vous plait pouvez-vous fournir d'effort pour avoir ces informations. Le mois de l'enfant ( ALI BA ) n'est pas connu mais vous avez declaré en s01q04a le nombre de mois, prière de changer NSP au niveau de s01q03b. </w:t>
         <w:br/>
@@ -6490,6 +6356,8 @@
         <w:br/>
         <w:t xml:space="preserve">- Peu probable! ALIOU BA  n'arrive pas  à comprendre un petit texte lu dans une langue locale (s02q03). Veuillez corriger ou donner des explications au QG. Peu probable! ALIOU BA  ne sait ni lire, ni écrire, ni comprendre dans aucune des langues  (s02q01,s02q02,s02q03). Veuillez corriger ou donner des explications au QG. </w:t>
         <w:br/>
+        <w:t xml:space="preserve">- Peu probable! AMADOU BA  n'arrive pas  à comprendre un petit texte lu dans une langue locale (s02q03). Veuillez corriger ou donner des explications au QG. </w:t>
+        <w:br/>
         <w:t xml:space="preserve">- Peu probable! BINTA DIA  n'arrive pas  à comprendre un petit texte lu dans une langue locale (s02q03). Veuillez corriger ou donner des explications au QG. Peu probable! BINTA DIA  ne sait ni lire, ni écrire, ni comprendre dans aucune des langues  (s02q01,s02q02,s02q03). Veuillez corriger ou donner des explications au QG. </w:t>
         <w:br/>
         <w:t xml:space="preserve">- Peu probable! DIEYENABA KA  n'arrive pas  à comprendre un petit texte lu dans une langue locale (s02q03). Veuillez corriger ou donner des explications au QG. Peu probable! DIEYENABA KA  ne sait ni lire, ni écrire, ni comprendre dans aucune des langues  (s02q01,s02q02,s02q03). Veuillez corriger ou donner des explications au QG. </w:t>
@@ -6508,7 +6376,7 @@
           <w:color w:val="4672C4"/>
           <w:sz w:val="22"/>
         </w:rPr>
-        <w:t>&gt;&gt; Section3 - Sante</w:t>
+        <w:t>&gt;&gt; Section4a - Emploi</w:t>
       </w:r>
     </w:p>
     <w:p>
@@ -6519,84 +6387,7 @@
         <w:rPr>
           <w:sz w:val="20"/>
         </w:rPr>
-        <w:t>- Le montant(.a FCFA) des dépenses liées à l'accouchement de DIEYENABA KA est faible ou élevé, prière de corriger.</w:t>
-      </w:r>
-    </w:p>
-    <w:p>
-      <w:r>
-        <w:rPr>
-          <w:b/>
-          <w:color w:val="4672C4"/>
-          <w:sz w:val="22"/>
-        </w:rPr>
-        <w:t>&gt;&gt; Section4b - Emploi - Activite principale</w:t>
-      </w:r>
-    </w:p>
-    <w:p>
-      <w:pPr>
-        <w:ind w:left="283"/>
-      </w:pPr>
-      <w:r>
-        <w:rPr>
-          <w:sz w:val="20"/>
-        </w:rPr>
-        <w:t xml:space="preserve">- AvertissementMOUHTAR BA  travaille mais les questions relatives à son emploi principal ne sont pas renseignées à 100%, prière de les renseigner. Vous avez sélectionné l'option 'Ne sait pas' pour la catégorie socioprofessionnelle de MOUHTAR BA ou vous ne l'avez pas renseigné. prière de corriger. </w:t>
-        <w:br/>
-        <w:t>-  AvertissementSIDATE BA  travaille mais les questions relatives à son emploi principal ne sont pas renseignées à 100%, prière de les renseigner.</w:t>
-      </w:r>
-    </w:p>
-    <w:p>
-      <w:r>
-        <w:rPr>
-          <w:b/>
-          <w:color w:val="4672C4"/>
-          <w:sz w:val="22"/>
-        </w:rPr>
-        <w:t>&gt;&gt; Section6 - Epargne et credit</w:t>
-      </w:r>
-    </w:p>
-    <w:p>
-      <w:pPr>
-        <w:ind w:left="283"/>
-      </w:pPr>
-      <w:r>
-        <w:rPr>
-          <w:sz w:val="20"/>
-        </w:rPr>
-        <w:t>- Il est impératif de renseigner la question : #Est-ce que MOUHTAR BA possède un compte dans les établissements financiers suivants ou une carte prépayée ?# même si la personne ne dispose pas de compte, veuillez les renseigner s'il vous plaît.</w:t>
-      </w:r>
-    </w:p>
-    <w:p>
-      <w:r>
-        <w:rPr>
-          <w:b/>
-          <w:color w:val="4672C4"/>
-          <w:sz w:val="22"/>
-        </w:rPr>
-        <w:t>&gt;&gt; Section7a2 - Repas pris a l'exterieur du menage</w:t>
-      </w:r>
-    </w:p>
-    <w:p>
-      <w:pPr>
-        <w:ind w:left="283"/>
-      </w:pPr>
-      <w:r>
-        <w:rPr>
-          <w:sz w:val="20"/>
-        </w:rPr>
-        <w:t xml:space="preserve">- La section sur le repas pris à l'extérieur du ménage du membre ALI BA n'est pas renseignée à 100 %. Prière de vérifier l'ensemble des questions relatives à ce membre et de les renseigner en totalité. </w:t>
-        <w:br/>
-        <w:t xml:space="preserve">- La section sur le repas pris à l'extérieur du ménage du membre ALIOU BA n'est pas renseignée à 100 %. Prière de vérifier l'ensemble des questions relatives à ce membre et de les renseigner en totalité. </w:t>
-        <w:br/>
-        <w:t xml:space="preserve">- La section sur le repas pris à l'extérieur du ménage du membre AMADOU BA n'est pas renseignée à 100 %. Prière de vérifier l'ensemble des questions relatives à ce membre et de les renseigner en totalité. </w:t>
-        <w:br/>
-        <w:t xml:space="preserve">- La section sur le repas pris à l'extérieur du ménage du membre BINTA DIA n'est pas renseignée à 100 %. Prière de vérifier l'ensemble des questions relatives à ce membre et de les renseigner en totalité. </w:t>
-        <w:br/>
-        <w:t xml:space="preserve">- La section sur le repas pris à l'extérieur du ménage du membre FATIMA BA n'est pas renseignée à 100 %. Prière de vérifier l'ensemble des questions relatives à ce membre et de les renseigner en totalité. </w:t>
-        <w:br/>
-        <w:t xml:space="preserve">- La section sur le repas pris à l'extérieur du ménage du membre ISMA BA n'est pas renseignée à 100 %. Prière de vérifier l'ensemble des questions relatives à ce membre et de les renseigner en totalité. </w:t>
-        <w:br/>
-        <w:t>- La section sur le repas pris à l'extérieur du ménage du membre MOUHTAR BA n'est pas renseignée à 100 %. Prière de vérifier l'ensemble des questions relatives à ce membre et de les renseigner en totalité.</w:t>
+        <w:t>- Avertissement! Le nombre d'heure consacré à faire des courses au cours des 7 derniers jours au marché ou travaux menager ou lessive etc.. pour BINTA DIA semble très élevés, prière de corriger ou confirmer avec le QG (s04q01 s04q02 s04q03 s04q04 s04q05 s04q06 s04q07 s04q08).</w:t>
       </w:r>
     </w:p>
     <w:p>
@@ -6617,30 +6408,7 @@
         <w:rPr>
           <w:sz w:val="20"/>
         </w:rPr>
-        <w:t>- Le ménage a consommé Ail mais les informations sur la quantité, l'unité ou la taille ne sont pas renseignées.Prière de renseigner. Le ménage a consommé Arachides pilées mais les informations sur la quantité, l'unité ou la taille ne sont pas renseignées.Prière de renseigner. Le ménage a consommé Aubergine   mais les informations sur la quantité, l'unité ou la taille ne sont pas renseignées.Prière de renseigner. Le ménage a consommé Aubergine sauvage  mais les informations sur la quantité, l'unité ou la taille ne sont pas renseignées.Prière de renseigner. Le ménage a consommé Banane douce mais les informations sur la quantité, l'unité ou la taille ne sont pas renseignées.Prière de renseigner. Le ménage a consommé Beurre mais les informations sur la quantité, l'unité ou la taille ne sont pas renseignées.Prière de renseigner. Le ménage a consommé Biscuits mais les informations sur la quantité, l'unité ou la taille ne sont pas renseignées.Prière de renseigner. Le ménage a consommé Boissons gazeuses (Coca, Fanta, Vimto, Sprite, etc.) mais les informations sur la quantité, l'unité ou la taille ne sont pas renseignées.Prière de renseigner. Le ménage a consommé Capitaine frais mais les informations sur la quantité, l'unité ou la taille ne sont pas renseignées.Prière de renseigner. Le ménage a consommé Carotte mais les informations sur la quantité, l'unité ou la taille ne sont pas renseignées.Prière de renseigner. Le ménage a consommé Carpe séchée mais les informations sur la quantité, l'unité ou la taille ne sont pas renseignées.Prière de renseigner. Le ménage a consommé Choux mais les informations sur la quantité, l'unité ou la taille ne sont pas renseignées.Prière de renseigner. Le ménage a consommé Courge mais les informations sur la quantité, l'unité ou la taille ne sont pas renseignées.Prière de renseigner. Le ménage a consommé Cube alimentaire (Maggi, Jumbo, ) mais les informations sur la quantité, l'unité ou la taille ne sont pas renseignées.Prière de renseigner. Le ménage a consommé Feuilles de  Haricot mais les informations sur la quantité, l'unité ou la taille ne sont pas renseignées.Prière de renseigner. Le ménage a consommé Huile de soja  mais les informations sur la quantité, l'unité ou la taille ne sont pas renseignées.Prière de renseigner. Le ménage a consommé Lait caillé mais les informations sur la quantité, l'unité ou la taille ne sont pas renseignées.Prière de renseigner. Le ménage a consommé Lait en poudre mais les informations sur la quantité, l'unité ou la taille ne sont pas renseignées.Prière de renseigner. Le ménage a consommé Lait frais de vache mais les informations sur la quantité, l'unité ou la taille ne sont pas renseignées.Prière de renseigner. Le ménage a consommé Macaroni mais les informations sur la quantité, l'unité ou la taille ne sont pas renseignées.Prière de renseigner. Le ménage a consommé Mandarine/Clémentine mais les informations sur la quantité, l'unité ou la taille ne sont pas renseignées.Prière de renseigner. Le ménage a consommé Mil mais les informations sur la quantité, l'unité ou la taille ne sont pas renseignées.Prière de renseigner. Le ménage a consommé Niébé/Haricots secs mais les informations sur la quantité, l'unité ou la taille ne sont pas renseignées.Prière de renseigner. Le ménage a consommé Oignon frais mais les informations sur la quantité, l'unité ou la taille ne sont pas renseignées.Prière de renseigner. Le ménage a consommé Pain moderne (Baguette) mais les informations sur la quantité, l'unité ou la taille ne sont pas renseignées.Prière de renseigner. Le ménage a consommé Pastèque mais les informations sur la quantité, l'unité ou la taille ne sont pas renseignées.Prière de renseigner. Le ménage a consommé Patate douce mais les informations sur la quantité, l'unité ou la taille ne sont pas renseignées.Prière de renseigner. Le ménage a consommé Poireau mais les informations sur la quantité, l'unité ou la taille ne sont pas renseignées.Prière de renseigner. Le ménage a consommé Poivre mais les informations sur la quantité, l'unité ou la taille ne sont pas renseignées.Prière de renseigner. Le ménage a consommé Pomme de terre mais les informations sur la quantité, l'unité ou la taille ne sont pas renseignées.Prière de renseigner. Le ménage a consommé Pommes mais les informations sur la quantité, l'unité ou la taille ne sont pas renseignées.Prière de renseigner. Le ménage a consommé Riz local Gambiaka mais les informations sur la quantité, l'unité ou la taille ne sont pas renseignées.Prière de renseigner. Le ménage a consommé Sel mais les informations sur la quantité, l'unité ou la taille ne sont pas renseignées.Prière de renseigner. Difficile de consommer le Sel en   prière de verifier. Le ménage a consommé Sucre en poudre  mais les informations sur la quantité, l'unité ou la taille ne sont pas renseignées.Prière de renseigner. Le ménage a consommé Thé en sachet mais les informations sur la quantité, l'unité ou la taille ne sont pas renseignées.Prière de renseigner. Avertissement!!! Le ménage a consommé .a   de Thé en sachet, cette quantité semble anormale pour une consommation des 7 derniers jours.Les ménages consomment géneralement en sachet ou en paquet, prière de corriger ou de confirmer avec le QG. Le ménage a consommé Viande de bœuf: filet, faux-filet mais les informations sur la quantité, l'unité ou la taille ne sont pas renseignées.Prière de renseigner. Le ménage a consommé Vinaigre de vin mais les informations sur la quantité, l'unité ou la taille ne sont pas renseignées.Prière de renseigner. Le ménage a consommé Œufs frais mais les informations sur la quantité, l'unité ou la taille ne sont pas renseignées.Prière de renseigner.</w:t>
-      </w:r>
-    </w:p>
-    <w:p>
-      <w:r>
-        <w:rPr>
-          <w:b/>
-          <w:color w:val="4672C4"/>
-          <w:sz w:val="22"/>
-        </w:rPr>
-        <w:t>&gt;&gt; Section9e - Depenses non-alimentaires - 6 mois</w:t>
-      </w:r>
-    </w:p>
-    <w:p>
-      <w:pPr>
-        <w:ind w:left="283"/>
-      </w:pPr>
-      <w:r>
-        <w:rPr>
-          <w:sz w:val="20"/>
-        </w:rPr>
-        <w:t xml:space="preserve">- Peu plausible! le montant de la dépense pour Parfums semble élevé. Veuillez, s'il vous plaît, confirmer cette information avec le QG ou la corriger. </w:t>
-        <w:br/>
-        <w:t>- Peu plausible! le montant de la dépense pour Vêtements femmes (15 ans et plus): robe, jupe, pantalon, ensemble, etc. semble élevé. Veuillez, s'il vous plaît, confirmer cette information avec le QG ou la corriger.</w:t>
+        <w:t>- Attention ! Le prix unitaire d'achat (1000 Fcfa) de Mandarine/Clémentine en Sachets (Moyen) est relativement élevé par rapport aux autres prix observés dans cette zone. Prière de corriger ou de confirmer avec le QG. Attention ! Le prix unitaire d'achat (62.5 Fcfa) de Carotte en Pièce (Moyen) est relativement faible par rapport aux autres prix observés dans cette zone. Prière de corriger ou de confirmer avec le QG. Avertissement!!! Le ménage a consommé 14 Paquet Petit de Thé en sachet, cette quantité semble anormale pour une consommation des 7 derniers jours.Prière de corriger ou de confirmer avec le QG. Avertissement!! le prix unitaire (100 Fcfa) de Thé en sachet (unité: Paquet) de taille Petit est très faible ou élevé. Prière de corriger ou de confirmer avec le QG. Incohérence!! Dans ce ménage, chaque individus consomme par jour 54.96571 Kg  de cereale; Prière de revoir les quantités prises de ces produits. Incohérence!! Dans ce ménage, chaque individus consomme par jour 54.96571 Kg  de cereale; Prière de revoir les quantités prises de ces produits.</w:t>
       </w:r>
     </w:p>
     <w:p>
@@ -6661,7 +6429,9 @@
         <w:rPr>
           <w:sz w:val="20"/>
         </w:rPr>
-        <w:t>- Le montant dépensé de L'entreprise commerce (achat et vente d’animeau) pour l'achat de ces marchandises revendues en état, sans transformation ne peut être supérieur aux montants obtenus sur la revente de marchandises achetées et revendues en état au cours des 30 derniers jours ou durant le dernier mois où l'entreprise a fonctionné (s10q47 &gt; s10q46), prière de corriger. Incohérence! L'entreprise commerce (achat et vente d’animeau) a depensé pour l'achat des marchandises revendues en état (s10q47 different de 0) mais dit n'avoir réçu aucune somme sur la revente de ces marchandises achetées et revendues en état (s10q46 est égal à 0), prière de fournir d'effort pour estimer le montant obtenu sur la revente de ces marchandises achetées et revendues en état. L'entreprise commerce (achat et vente d’animeau) existe dit n'avoir pas fait la revente de marchandises achetées et revendues en état, aussi le montant obtenus sur la vente de produits transformés par l'entreprise  n'a reçu aucune somme sur les reventes (s10q46=0 &amp; s10q48=0 &amp; s10q50=0); alors s'agit-il de quelle entreprise ? Prière de renseigner les montants dans les champs (s10q46 s10q47 s10q48 s10q49 s10q50 s10q51 s10q52 s10q53 s10q54 s10q55 s10q56 s10q57), mettre 0 si l'entreprise commerce (achat et vente d’animeau) n'a pas effectué des dépenses ou faire des reventes des marchandises ou des produits ou rendre de service.La main d'oeuvre familiale pour ABOU BA ayant travaillé dans cette entreprise commerce (achat et vente d’animeau) aucours des 12 derniers mois n'est pas renseigner. Prière de reneigner toutes les informations qui lui concerne. La main d'oeuvre sariale de ABOU BA ayant travaillé dans cette entreprise commerce (achat et vente d’animeau) aucours des 30 derniers jours n'est pas renseigner. Prière de reneigner toutes les informations qui lui concerne.</w:t>
+        <w:t xml:space="preserve">- L'entreprise du lait caillé dit avoir réçu une somme sur la vente de ces produits transformés (s10q48 est differnt de 0) mais n'a depensé aucune somme sur l'achat des matières premières (s10q49==0), prière de fournir de l'effort pour estimer le montant obtenu en achat de matières premières. </w:t>
+        <w:br/>
+        <w:t>- Le montant dépensé de L'entreprise commerce (achat et vente d’animeau) pour l'achat de ces marchandises revendues en état, sans transformation ne peut être supérieur aux montants obtenus sur la revente de marchandises achetées et revendues en état au cours des 30 derniers jours ou durant le dernier mois où l'entreprise a fonctionné (s10q47 &gt; s10q46), prière de corriger. Incohérence! L'entreprise commerce (achat et vente d’animeau) a depensé pour l'achat des marchandises revendues en état (s10q47 different de 0) mais dit n'avoir réçu aucune somme sur la revente de ces marchandises achetées et revendues en état (s10q46 est égal à 0), prière de fournir d'effort pour estimer le montant obtenu sur la revente de ces marchandises achetées et revendues en état. L'entreprise commerce (achat et vente d’animeau) existe dit n'avoir pas fait la revente de marchandises achetées et revendues en état, aussi le montant obtenus sur la vente de produits transformés par l'entreprise  n'a reçu aucune somme sur les reventes (s10q46=0 &amp; s10q48=0 &amp; s10q50=0); alors s'agit-il de quelle entreprise ?</w:t>
       </w:r>
     </w:p>
     <w:p>
@@ -6683,27 +6453,6 @@
           <w:sz w:val="20"/>
         </w:rPr>
         <w:t>- Le montant (FCFA) du loyer mensuel payé pour un logement comme le votre dans ce village/quartier est trop élevé, Veuillez s'il vous plaît corriger cette information.</w:t>
-      </w:r>
-    </w:p>
-    <w:p>
-      <w:r>
-        <w:rPr>
-          <w:b/>
-          <w:color w:val="4672C4"/>
-          <w:sz w:val="22"/>
-        </w:rPr>
-        <w:t>&gt;&gt; Section12 - Actifs du menage</w:t>
-      </w:r>
-    </w:p>
-    <w:p>
-      <w:pPr>
-        <w:ind w:left="283"/>
-      </w:pPr>
-      <w:r>
-        <w:rPr>
-          <w:sz w:val="20"/>
-        </w:rPr>
-        <w:t>- La section 12 n'a pas été renseigner ou ce ménage ne possede aucun biens, prière de la renseigner ou de revoir la section 12 de ce ménage.</w:t>
       </w:r>
     </w:p>
     <w:p>
@@ -7135,27 +6884,6 @@
           <w:color w:val="4672C4"/>
           <w:sz w:val="22"/>
         </w:rPr>
-        <w:t>&gt;&gt; Section3 - Sante</w:t>
-      </w:r>
-    </w:p>
-    <w:p>
-      <w:pPr>
-        <w:ind w:left="283"/>
-      </w:pPr>
-      <w:r>
-        <w:rPr>
-          <w:sz w:val="20"/>
-        </w:rPr>
-        <w:t>- || Le montant(.a FCFA) des frais d'examens médicaux et des soins de OUMOU BA semble trop faible ou élevé, veuillez revoir ce montant. Le montant(.a FCFA) des frais de médicaments traditionnel hors hospitalisation de OUMOU BA semble trop élevé, veuillez revoir ce montant. Le montant(.a FCFA) des frais des médicaments achetés dans les officines publiques de OUMOU BA semble trop faible ou élevé, veuillez revoir ce montant. Le montant(.a FCFA) des frais des médicaments achetés dans les officines privées de OUMOU BA semble trop faible ou élevé, veuillez revoir ce montant.</w:t>
-      </w:r>
-    </w:p>
-    <w:p>
-      <w:r>
-        <w:rPr>
-          <w:b/>
-          <w:color w:val="4672C4"/>
-          <w:sz w:val="22"/>
-        </w:rPr>
         <w:t>&gt;&gt; Section4b - Emploi - Activite principale</w:t>
       </w:r>
     </w:p>
@@ -7167,51 +6895,7 @@
         <w:rPr>
           <w:sz w:val="20"/>
         </w:rPr>
-        <w:t xml:space="preserve">- AvertissementOUMOU BA  travaille mais les questions relatives à son emploi principal ne sont pas renseignées à 100%, prière de les renseigner. Avertissement!! Le montant de OUMOU BA semble trop faible pour un revenu net gagné par an. Veuillez, s'il vous plaît, confirmer cette information avec le QG ou la corriger. </w:t>
-        <w:br/>
-        <w:t>-  AvertissementTALIBOUYA BA  travaille mais les questions relatives à son emploi principal ne sont pas renseignées à 100%, prière de les renseigner. Vous avez sélectionné l'option 'Ne sait pas' pour la catégorie socioprofessionnelle de TALIBOUYA BA ou vous ne l'avez pas renseigné. prière de corriger.</w:t>
-      </w:r>
-    </w:p>
-    <w:p>
-      <w:r>
-        <w:rPr>
-          <w:b/>
-          <w:color w:val="4672C4"/>
-          <w:sz w:val="22"/>
-        </w:rPr>
-        <w:t>&gt;&gt; Section6 - Epargne et credit</w:t>
-      </w:r>
-    </w:p>
-    <w:p>
-      <w:pPr>
-        <w:ind w:left="283"/>
-      </w:pPr>
-      <w:r>
-        <w:rPr>
-          <w:sz w:val="20"/>
-        </w:rPr>
-        <w:t>- Il est impératif de renseigner la question : #Est-ce que TALIBOUYA BA possède un compte dans les établissements financiers suivants ou une carte prépayée ?# même si la personne ne dispose pas de compte, veuillez les renseigner s'il vous plaît.</w:t>
-      </w:r>
-    </w:p>
-    <w:p>
-      <w:r>
-        <w:rPr>
-          <w:b/>
-          <w:color w:val="4672C4"/>
-          <w:sz w:val="22"/>
-        </w:rPr>
-        <w:t>&gt;&gt; Section7a2 - Repas pris a l'exterieur du menage</w:t>
-      </w:r>
-    </w:p>
-    <w:p>
-      <w:pPr>
-        <w:ind w:left="283"/>
-      </w:pPr>
-      <w:r>
-        <w:rPr>
-          <w:sz w:val="20"/>
-        </w:rPr>
-        <w:t>- La section sur le repas pris à l'extérieur du ménage du membre TALIBOUYA BA n'est pas renseignée à 100 %. Prière de vérifier l'ensemble des questions relatives à ce membre et de les renseigner en totalité.</w:t>
+        <w:t>- Avertissement!! Le montant de OUMOU BA semble trop faible pour un revenu net gagné par an. Veuillez, s'il vous plaît, confirmer cette information avec le QG ou la corriger.</w:t>
       </w:r>
     </w:p>
     <w:p>
@@ -7232,7 +6916,7 @@
         <w:rPr>
           <w:sz w:val="20"/>
         </w:rPr>
-        <w:t>- Le ménage a consommé Ail mais les informations sur la quantité, l'unité ou la taille ne sont pas renseignées.Prière de renseigner. Le ménage a consommé Arachides pilées mais les informations sur la quantité, l'unité ou la taille ne sont pas renseignées.Prière de renseigner. Le ménage a consommé Aubergine   mais les informations sur la quantité, l'unité ou la taille ne sont pas renseignées.Prière de renseigner. Le ménage a consommé Beurre mais les informations sur la quantité, l'unité ou la taille ne sont pas renseignées.Prière de renseigner. Le ménage a consommé Café moulu mais les informations sur la quantité, l'unité ou la taille ne sont pas renseignées.Prière de renseigner. Le ménage a consommé Capitaine frais mais les informations sur la quantité, l'unité ou la taille ne sont pas renseignées.Prière de renseigner. Le ménage a consommé Carotte mais les informations sur la quantité, l'unité ou la taille ne sont pas renseignées.Prière de renseigner. Le ménage a consommé Choux mais les informations sur la quantité, l'unité ou la taille ne sont pas renseignées.Prière de renseigner. Le ménage a consommé Courge mais les informations sur la quantité, l'unité ou la taille ne sont pas renseignées.Prière de renseigner. Le ménage a consommé Cube alimentaire (Maggi, Jumbo, ) mais les informations sur la quantité, l'unité ou la taille ne sont pas renseignées.Prière de renseigner. Le ménage a consommé Feuilles de  Haricot mais les informations sur la quantité, l'unité ou la taille ne sont pas renseignées.Prière de renseigner. Le ménage a consommé Huile de soja  mais les informations sur la quantité, l'unité ou la taille ne sont pas renseignées.Prière de renseigner. Le ménage a consommé Lait en poudre mais les informations sur la quantité, l'unité ou la taille ne sont pas renseignées.Prière de renseigner. Le ménage a consommé Lait frais de vache mais les informations sur la quantité, l'unité ou la taille ne sont pas renseignées.Prière de renseigner. Le ménage a consommé Mil mais les informations sur la quantité, l'unité ou la taille ne sont pas renseignées.Prière de renseigner. Le ménage a consommé Niébé/Haricots secs mais les informations sur la quantité, l'unité ou la taille ne sont pas renseignées.Prière de renseigner. Le ménage a consommé Oignon frais mais les informations sur la quantité, l'unité ou la taille ne sont pas renseignées.Prière de renseigner. Le ménage a consommé Pain moderne (Baguette) mais les informations sur la quantité, l'unité ou la taille ne sont pas renseignées.Prière de renseigner. Le ménage a consommé Pastèque mais les informations sur la quantité, l'unité ou la taille ne sont pas renseignées.Prière de renseigner. Le ménage a consommé Piment frais mais les informations sur la quantité, l'unité ou la taille ne sont pas renseignées.Prière de renseigner. Le ménage a consommé Poireau mais les informations sur la quantité, l'unité ou la taille ne sont pas renseignées.Prière de renseigner. Le ménage a consommé Poivre mais les informations sur la quantité, l'unité ou la taille ne sont pas renseignées.Prière de renseigner. Le ménage a consommé Poivron frais mais les informations sur la quantité, l'unité ou la taille ne sont pas renseignées.Prière de renseigner. Le ménage a consommé Pomme de terre mais les informations sur la quantité, l'unité ou la taille ne sont pas renseignées.Prière de renseigner. Le ménage a consommé Riz importé parfumé mais les informations sur la quantité, l'unité ou la taille ne sont pas renseignées.Prière de renseigner. Le ménage a consommé Sel mais les informations sur la quantité, l'unité ou la taille ne sont pas renseignées.Prière de renseigner. Difficile de consommer le Sel en   prière de verifier. Le ménage a consommé Sucre en poudre  mais les informations sur la quantité, l'unité ou la taille ne sont pas renseignées.Prière de renseigner. Le ménage a consommé Thé en sachet mais les informations sur la quantité, l'unité ou la taille ne sont pas renseignées.Prière de renseigner. Avertissement!!! Le ménage a consommé .a   de Thé en sachet, cette quantité semble anormale pour une consommation des 7 derniers jours.Les ménages consomment géneralement en sachet ou en paquet, prière de corriger ou de confirmer avec le QG. Le ménage a consommé Tomate fraîche mais les informations sur la quantité, l'unité ou la taille ne sont pas renseignées.Prière de renseigner. Le ménage a consommé Viande de bœuf: filet, faux-filet mais les informations sur la quantité, l'unité ou la taille ne sont pas renseignées.Prière de renseigner. Le ménage a consommé Œufs frais mais les informations sur la quantité, l'unité ou la taille ne sont pas renseignées.Prière de renseigner.</w:t>
+        <w:t>- Attention ! Le prix unitaire d'achat (1250 Fcfa) de Sucre en poudre  en Kg (taille unique) est relativement élevé par rapport aux autres prix observés dans cette zone. Prière de corriger ou de confirmer avec le QG. Attention ! Le prix unitaire d'achat (250 Fcfa) de Ail en Sachets (Petit) est relativement élevé par rapport aux autres prix observés dans cette zone. Prière de corriger ou de confirmer avec le QG. Avertissement!!! Le ménage a consommé 4 Paquet Petit de Thé en sachet, cette quantité semble anormale pour une consommation des 7 derniers jours.Prière de corriger ou de confirmer avec le QG. Incohérence!! Dans ce ménage, chaque individus consomme par jour 190.5629 Kg  de cereale; Prière de revoir les quantités prises de ces produits. Incohérence!! Dans ce ménage, chaque individus consomme par jour 190.5629 Kg  de cereale; Prière de revoir les quantités prises de ces produits.</w:t>
       </w:r>
     </w:p>
     <w:p>
@@ -7275,48 +6959,6 @@
           <w:sz w:val="20"/>
         </w:rPr>
         <w:t>- Il est difficile d'avoir un ménage qui n'a effectué aucune des dépenses mentionnées au cours de 7 derniers jours, prière de revoir la section 9B pour ce ménage.</w:t>
-      </w:r>
-    </w:p>
-    <w:p>
-      <w:r>
-        <w:rPr>
-          <w:b/>
-          <w:color w:val="4672C4"/>
-          <w:sz w:val="22"/>
-        </w:rPr>
-        <w:t>&gt;&gt; Section9c - Depenses non-alimentaires - 30 jours</w:t>
-      </w:r>
-    </w:p>
-    <w:p>
-      <w:pPr>
-        <w:ind w:left="283"/>
-      </w:pPr>
-      <w:r>
-        <w:rPr>
-          <w:sz w:val="20"/>
-        </w:rPr>
-        <w:t>- Peu plausible! le montant de la dépense pour Frais de mouture des céréales semble trop faible. Veuillez, s'il vous plaît, confirmer cette information avec le QG ou la corriger.</w:t>
-      </w:r>
-    </w:p>
-    <w:p>
-      <w:r>
-        <w:rPr>
-          <w:b/>
-          <w:color w:val="4672C4"/>
-          <w:sz w:val="22"/>
-        </w:rPr>
-        <w:t>&gt;&gt; Section9e - Depenses non-alimentaires - 6 mois</w:t>
-      </w:r>
-    </w:p>
-    <w:p>
-      <w:pPr>
-        <w:ind w:left="283"/>
-      </w:pPr>
-      <w:r>
-        <w:rPr>
-          <w:sz w:val="20"/>
-        </w:rPr>
-        <w:t>- Peu plausible! le montant de la dépense pour Chaussures enfants semble élevé. Veuillez, s'il vous plaît, confirmer cette information avec le QG ou la corriger.</w:t>
       </w:r>
     </w:p>
     <w:p>
